--- a/IA-6-2026-PLEADINGS/IRAC_IA6-2026.docx
+++ b/IA-6-2026-PLEADINGS/IRAC_IA6-2026.docx
@@ -4,7 +4,7 @@
   <w:body>
     <w:tbl>
       <w:tblPr>
-        <w:tblW w:w="9360" w:type="dxa"/>
+        <w:tblW w:w="8306" w:type="dxa"/>
         <w:tblBorders>
           <w:top w:val="nil"/>
           <w:left w:val="nil"/>
@@ -21,7 +21,7 @@
       </w:tblPr>
       <w:tblGrid>
         <w:gridCol w:w="1450"/>
-        <w:gridCol w:w="7910"/>
+        <w:gridCol w:w="6856"/>
       </w:tblGrid>
       <w:tr>
         <w:trPr>
@@ -49,7 +49,7 @@
         </w:tc>
         <w:tc>
           <w:tcPr>
-            <w:tcW w:w="7910" w:type="dxa"/>
+            <w:tcW w:w="6856" w:type="dxa"/>
             <w:tcMar>
               <w:top w:w="0" w:type="dxa"/>
               <w:left w:w="200" w:type="dxa"/>
@@ -60,7 +60,7 @@
               <w:pStyle w:val="Heading1"/>
             </w:pPr>
             <w:r>
-              <w:t>രഹസ്യമായി ബെനിഫിഷ്യറി. പരസ്യമായി ട്രെസ്പാസർ. വടക്കോട്ട് വീശി, കിഴക്കോട്ട്  ചാടി, തെക്കോട്ട് മറിഞ്ഞ്...</w:t>
+              <w:t xml:space="preserve">രഹ​സ്യ​മാ​യി ബെ​നി​ഫി​ഷ്യ​റി. പര​സ്യ​മാ​യി ട്രെ​സ്പാ​സർ. വട​ക്കോ​ട്ട് വീശി, കി​ഴ​ക്കോ​ട്ട്  ചാടി, തെ​ക്കോ​ട്ട് മറി​ഞ്ഞ്...</w:t>
             </w:r>
           </w:p>
         </w:tc>
@@ -76,7 +76,7 @@
     </w:p>
     <w:p>
       <w:r>
-        <w:t>സ്ഥാപക Deed 2/IV/2007, D2-ന്റെ സ്വന്തം plaint, 24.01.2026-ലെ resolution, 03.12.2025-ലെ കോടതി കണ്ടെത്തൽ—എല്ലാം വാദിയുടെ beneficiary status അംഗീകരിക്കുന്നില്ലേ?</w:t>
+        <w:t xml:space="preserve">സ്ഥാ​പക Deed 2/IV/2007, D2-ന്റെ സ്വ​ന്തം plaint, 24.01.2026-ലെ resolution, 03.12.2025-ലെ കോ​ട​തി കണ്ടെ​ത്തൽ—എല്ലാം വാ​ദി​യു​ടെ beneficiary status അം​ഗീ​ക​രി​ക്കു​ന്നി​ല്ലേ?</w:t>
       </w:r>
     </w:p>
     <w:p>
@@ -89,7 +89,7 @@
     </w:p>
     <w:p>
       <w:r>
-        <w:t xml:space="preserve">Deed 2/IV/2007, Page 3 — ബെനിഫിഷ്യറി നിർവ്വചനം: </w:t>
+        <w:t xml:space="preserve">Deed 2/IV/2007, Page 3 — ബെ​നി​ഫി​ഷ്യ​റി നിർ​വ്വ​ച​നം: </w:t>
       </w:r>
       <w:r>
         <w:rPr>
@@ -100,7 +100,7 @@
     </w:p>
     <w:p>
       <w:r>
-        <w:t xml:space="preserve">Deed 2/IV/2007, cl. 14 — authors-ന്റെ അധികാരം trusteeship-ൽ മാത്രം: </w:t>
+        <w:t xml:space="preserve">Deed 2/IV/2007, cl. 14 — authors-ന്റെ അധി​കാ​രം trusteeship-ൽ മാ​ത്രം: </w:t>
       </w:r>
       <w:r>
         <w:rPr>
@@ -141,7 +141,7 @@
     </w:p>
     <w:p>
       <w:r>
-        <w:t xml:space="preserve">D2-വിന്റെ O.S. 243/2024 Plaint, 14/08/2024, ഖണ്ഡിക 4: </w:t>
+        <w:t xml:space="preserve">D2-വി​ന്റെ O.S. 243/2024 Plaint, 14/08/2024, ഖണ്ഡിക 4: </w:t>
       </w:r>
       <w:r>
         <w:rPr>
@@ -152,7 +152,7 @@
     </w:p>
     <w:p>
       <w:r>
-        <w:t xml:space="preserve">D2-വിന്റെ Minutes Book, 24/01/2026, Page 20, item 6: </w:t>
+        <w:t xml:space="preserve">D2-വി​ന്റെ Minutes Book, 24/01/2026, Page 20, item 6: </w:t>
       </w:r>
       <w:r>
         <w:rPr>
@@ -163,7 +163,7 @@
     </w:p>
     <w:p>
       <w:r>
-        <w:t xml:space="preserve">D2-വിന്റെ Affidavit, 16/02/2026, ഖണ്ഡിക 11; D2-വിന്റെ Objection to I.A. 6/2026, 19/06/2026, ഖണ്ഡിക 8: </w:t>
+        <w:t xml:space="preserve">D2-വി​ന്റെ Affidavit, 16/02/2026, ഖണ്ഡിക 11; D2-വി​ന്റെ Objection to I.A. 6/2026, 19/06/2026, ഖണ്ഡിക 8: </w:t>
       </w:r>
       <w:r>
         <w:rPr>
@@ -181,7 +181,7 @@
         <w:t>"no part of it is false, and nothing material has been concealed."</w:t>
       </w:r>
       <w:r>
-        <w:t xml:space="preserve"> — സ്വന്തം plaint-ലെ സമ്മതം നിലനിൽക്കെ.</w:t>
+        <w:t xml:space="preserve"> — സ്വ​ന്തം plaint-ലെ സമ്മ​തം നി​ല​നിൽ​ക്കെ.</w:t>
       </w:r>
     </w:p>
     <w:p>
@@ -205,7 +205,7 @@
     </w:p>
     <w:p>
       <w:r>
-        <w:t>24.01.2026-ലെ Minutes-ൽ വാദിയുടെ beneficiary status “terminate” ചെയ്യണമെന്ന് D2 സമ്മതിച്ചത്, അന്നേ ദിവസം ആ status നിലവിലുണ്ടായിരുന്നുവെന്ന സ്വന്തം admission ആണ്. അതിന് വെറും 23 ദിവസത്തിന് ശേഷം “not a beneficiary” എന്ന് സത്യവാങ്മൂലം നൽകുകയും 19.06.2026-ന് ആവർത്തിക്കുകയും ചെയ്തത്, സ്ഥാപക Deed, രണ്ട് admissions, 03.12.2025-ലെ finding എന്നിവ സ്ഥാപിക്കുന്ന prima facie case-നെ അറിഞ്ഞുകൊണ്ട് നിഷേധിച്ച fraud on Court ആണ്. 10-year lease exclusion സ്ഥിരപ്പെടുത്തുന്നതിനാൽ injury തിരിച്ചുകിട്ടാത്തതാണ്; 19 വർഷത്തെ status quo സംരക്ഷിക്കുന്നതിലാണ് balance of convenience. Full discovery അനുവദിക്കണം.</w:t>
+        <w:t xml:space="preserve">24.01.2026-ലെ Minutes-ൽ വാ​ദി​യു​ടെ beneficiary status “terminate” ചെ​യ്യ​ണ​മെ​ന്ന് D2 സമ്മ​തി​ച്ച​ത്, അന്നേ ദി​വ​സം ആ status നി​ല​വി​ലു​ണ്ടാ​യി​രു​ന്നു​വെ​ന്ന സ്വ​ന്തം admission ആണ്. അതി​ന് വെ​റും 23 ദി​വ​സ​ത്തി​ന് ശേഷം “not a beneficiary” എന്ന് സത്യ​വാ​ങ്മൂ​ലം നൽ​കു​ക​യും 19.06.2026-ന് ആവർ​ത്തി​ക്കു​ക​യും ചെ​യ്ത​ത്, സ്ഥാ​പക Deed, രണ്ട് admissions, 03.12.2025-ലെ finding എന്നിവ സ്ഥാ​പി​ക്കു​ന്ന prima facie case-നെ അറി​ഞ്ഞു​കൊ​ണ്ട് നി​ഷേ​ധി​ച്ച fraud on Court ആണ്. 10-year lease exclusion സ്ഥി​ര​പ്പെ​ടു​ത്തു​ന്ന​തി​നാൽ injury തി​രി​ച്ചു​കി​ട്ടാ​ത്ത​താ​ണ്; 19 വർ​ഷ​ത്തെ status quo സം​ര​ക്ഷി​ക്കു​ന്ന​തി​ലാ​ണ് balance of convenience. Full discovery അനു​വ​ദി​ക്ക​ണം.</w:t>
       </w:r>
     </w:p>
     <w:p>
@@ -220,7 +220,7 @@
     </w:p>
     <w:tbl>
       <w:tblPr>
-        <w:tblW w:w="8640" w:type="dxa"/>
+        <w:tblW w:w="8306" w:type="dxa"/>
         <w:tblBorders>
           <w:top w:val="nil"/>
           <w:left w:val="nil"/>
@@ -237,7 +237,7 @@
       </w:tblPr>
       <w:tblGrid>
         <w:gridCol w:w="1450"/>
-        <w:gridCol w:w="7190"/>
+        <w:gridCol w:w="6856"/>
       </w:tblGrid>
       <w:tr>
         <w:trPr>
@@ -265,7 +265,7 @@
         </w:tc>
         <w:tc>
           <w:tcPr>
-            <w:tcW w:w="7190" w:type="dxa"/>
+            <w:tcW w:w="6856" w:type="dxa"/>
             <w:tcMar>
               <w:top w:w="0" w:type="dxa"/>
               <w:left w:w="200" w:type="dxa"/>
@@ -276,7 +276,7 @@
               <w:pStyle w:val="Heading1"/>
             </w:pPr>
             <w:r>
-              <w:t xml:space="preserve">മിനുട്സ് ബുക്കിൽ ഇരുപതിൽ പരം രേഖകൾ. ഒന്നുപോലും ഹാജരില്ല. ആട് കിടന്നിടത്ത് പൂട പോലുമില്ലേ? </w:t>
+              <w:t xml:space="preserve">മി​നു​ട്സ് ബു​ക്കിൽ ഇരു​പ​തിൽ പരം രേ​ഖ​കൾ. ഒന്നു​പോ​ലും ഹാ​ജ​രി​ല്ല. ആട് കി​ട​ന്നി​ട​ത്ത് പൂട പോ​ലു​മി​ല്ലേ? </w:t>
             </w:r>
           </w:p>
         </w:tc>
@@ -292,7 +292,7 @@
     </w:p>
     <w:p>
       <w:r>
-        <w:t>Minutes-ൽ പറയുന്ന 22-ലധികം രേഖകളിൽ 3 എണ്ണം മാത്രം ഹാജരാക്കി, 20-ലധികം രേഖകൾ ഇപ്പോഴും ഹാജരാക്കാതിരിക്കെ, “എല്ലാ രേഖകളും ഹാജരാക്കി” എന്ന വാദം അർദ്ധസത്യമല്ലേ?</w:t>
+        <w:t xml:space="preserve">Minutes-ൽ പറ​യു​ന്ന 22-ലധി​കം രേ​ഖ​ക​ളിൽ 3 എണ്ണം മാ​ത്രം ഹാ​ജ​രാ​ക്കി, 20-ലധി​കം രേ​ഖ​കൾ ഇപ്പോ​ഴും ഹാ​ജ​രാ​ക്കാ​തി​രി​ക്കെ, “എല്ലാ രേ​ഖ​ക​ളും ഹാ​ജ​രാ​ക്കി” എന്ന വാദം അർ​ദ്ധ​സ​ത്യ​മ​ല്ലേ?</w:t>
       </w:r>
     </w:p>
     <w:p>
@@ -368,7 +368,7 @@
     </w:p>
     <w:p>
       <w:r>
-        <w:t xml:space="preserve">D2-വിന്റെ Objection to I.A. 5/2026, 19/06/2026, ഖണ്ഡിക 7: </w:t>
+        <w:t xml:space="preserve">D2-വി​ന്റെ Objection to I.A. 5/2026, 19/06/2026, ഖണ്ഡിക 7: </w:t>
       </w:r>
       <w:r>
         <w:rPr>
@@ -377,325 +377,617 @@
         <w:t>"...has produced all documents such as the trust deeds, amended deeds, copy of resolution, minutes book, Bank account statements and lease agreement..."</w:t>
       </w:r>
       <w:r>
-        <w:t xml:space="preserve"> — എന്നാൽ D2-വിന്റെ Minutes Book, 24/01/2026-ൽ പരാമർശിക്കുന്ന ഈ ഓരോ രേഖയും ഇപ്പോഴും ഹാജരാക്കിയിട്ടില്ല (വേറെ തീയതി കാണിച്ചിരിക്കുന്നു):</w:t>
-      </w:r>
-    </w:p>
-    <w:p>
-      <w:r>
+        <w:t xml:space="preserve"> — എന്നാൽ D2-വി​ന്റെ Minutes Book, 24/01/2026-ൽ പരാ​മർ​ശി​ക്കു​ന്ന ഈ ഓരോ രേ​ഖ​യും ഇപ്പോ​ഴും ഹാ​ജ​രാ​ക്കി​യി​ട്ടി​ല്ല (വേറെ തീ​യ​തി കാ​ണി​ച്ചി​രി​ക്കു​ന്നു):</w:t>
+      </w:r>
+    </w:p>
+    <w:p>
+      <w:pPr>
+        <w:spacing w:after="60"/>
+      </w:pPr>
+      <w:r>
+        <w:rPr>
+          <w:sz w:val="24"/>
+          <w:szCs w:val="24"/>
+        </w:rPr>
         <w:t xml:space="preserve">i) </w:t>
       </w:r>
       <w:r>
         <w:rPr>
           <w:rStyle w:val="Citation"/>
+          <w:sz w:val="24"/>
+          <w:szCs w:val="24"/>
         </w:rPr>
         <w:t>"MOA was signed ..."</w:t>
       </w:r>
       <w:r>
+        <w:rPr>
+          <w:sz w:val="24"/>
+          <w:szCs w:val="24"/>
+        </w:rPr>
         <w:t xml:space="preserve"> (Page 16, item 1).</w:t>
       </w:r>
     </w:p>
     <w:p>
-      <w:r>
+      <w:pPr>
+        <w:spacing w:after="60"/>
+      </w:pPr>
+      <w:r>
+        <w:rPr>
+          <w:sz w:val="24"/>
+          <w:szCs w:val="24"/>
+        </w:rPr>
         <w:t xml:space="preserve">ii) </w:t>
       </w:r>
       <w:r>
         <w:rPr>
           <w:rStyle w:val="Citation"/>
+          <w:sz w:val="24"/>
+          <w:szCs w:val="24"/>
         </w:rPr>
         <w:t>"11 months  ... Nalukettu"</w:t>
       </w:r>
       <w:r>
+        <w:rPr>
+          <w:sz w:val="24"/>
+          <w:szCs w:val="24"/>
+        </w:rPr>
         <w:t xml:space="preserve"> lease agreement (Page 16).</w:t>
       </w:r>
     </w:p>
     <w:p>
-      <w:r>
+      <w:pPr>
+        <w:spacing w:after="60"/>
+      </w:pPr>
+      <w:r>
+        <w:rPr>
+          <w:sz w:val="24"/>
+          <w:szCs w:val="24"/>
+        </w:rPr>
         <w:t xml:space="preserve">iii) </w:t>
       </w:r>
       <w:r>
         <w:rPr>
           <w:rStyle w:val="Citation"/>
+          <w:sz w:val="24"/>
+          <w:szCs w:val="24"/>
         </w:rPr>
         <w:t>"11 months ... Nelpura"</w:t>
       </w:r>
       <w:r>
+        <w:rPr>
+          <w:sz w:val="24"/>
+          <w:szCs w:val="24"/>
+        </w:rPr>
         <w:t xml:space="preserve"> lease agreement (Page 16).</w:t>
       </w:r>
     </w:p>
     <w:p>
-      <w:r>
+      <w:pPr>
+        <w:spacing w:after="60"/>
+      </w:pPr>
+      <w:r>
+        <w:rPr>
+          <w:sz w:val="24"/>
+          <w:szCs w:val="24"/>
+        </w:rPr>
         <w:t xml:space="preserve">iv) </w:t>
       </w:r>
       <w:r>
         <w:rPr>
           <w:rStyle w:val="Citation"/>
+          <w:sz w:val="24"/>
+          <w:szCs w:val="24"/>
         </w:rPr>
         <w:t>"11 months ... Staff Quarters"</w:t>
       </w:r>
       <w:r>
+        <w:rPr>
+          <w:sz w:val="24"/>
+          <w:szCs w:val="24"/>
+        </w:rPr>
         <w:t xml:space="preserve"> lease agreement (Page 17).</w:t>
       </w:r>
     </w:p>
     <w:p>
-      <w:r>
+      <w:pPr>
+        <w:spacing w:after="60"/>
+      </w:pPr>
+      <w:r>
+        <w:rPr>
+          <w:sz w:val="24"/>
+          <w:szCs w:val="24"/>
+        </w:rPr>
         <w:t xml:space="preserve">v) </w:t>
       </w:r>
       <w:r>
         <w:rPr>
           <w:rStyle w:val="Citation"/>
+          <w:sz w:val="24"/>
+          <w:szCs w:val="24"/>
         </w:rPr>
         <w:t>"11 months ... Rs 40,000/month ... landed properties"</w:t>
       </w:r>
       <w:r>
+        <w:rPr>
+          <w:sz w:val="24"/>
+          <w:szCs w:val="24"/>
+        </w:rPr>
         <w:t xml:space="preserve"> lease (Page 17).</w:t>
       </w:r>
     </w:p>
     <w:p>
-      <w:r>
+      <w:pPr>
+        <w:spacing w:after="60"/>
+      </w:pPr>
+      <w:r>
+        <w:rPr>
+          <w:sz w:val="24"/>
+          <w:szCs w:val="24"/>
+        </w:rPr>
         <w:t xml:space="preserve">vi) </w:t>
       </w:r>
       <w:r>
         <w:rPr>
           <w:rStyle w:val="Citation"/>
+          <w:sz w:val="24"/>
+          <w:szCs w:val="24"/>
         </w:rPr>
         <w:t>"business Collaboration agreement... AGOP"</w:t>
       </w:r>
       <w:r>
+        <w:rPr>
+          <w:sz w:val="24"/>
+          <w:szCs w:val="24"/>
+        </w:rPr>
         <w:t xml:space="preserve"> (Page 17).</w:t>
       </w:r>
     </w:p>
     <w:p>
-      <w:r>
+      <w:pPr>
+        <w:spacing w:after="60"/>
+      </w:pPr>
+      <w:r>
+        <w:rPr>
+          <w:sz w:val="24"/>
+          <w:szCs w:val="24"/>
+        </w:rPr>
         <w:t xml:space="preserve">vii) </w:t>
       </w:r>
       <w:r>
         <w:rPr>
           <w:rStyle w:val="Citation"/>
+          <w:sz w:val="24"/>
+          <w:szCs w:val="24"/>
         </w:rPr>
         <w:t>"estimate ... sent … by e-mail on 20/8/2025"</w:t>
       </w:r>
       <w:r>
+        <w:rPr>
+          <w:sz w:val="24"/>
+          <w:szCs w:val="24"/>
+        </w:rPr>
         <w:t xml:space="preserve"> (₹73,25,000) — GST estimate (Page 17).</w:t>
       </w:r>
     </w:p>
     <w:p>
-      <w:r>
+      <w:pPr>
+        <w:spacing w:after="60"/>
+      </w:pPr>
+      <w:r>
+        <w:rPr>
+          <w:sz w:val="24"/>
+          <w:szCs w:val="24"/>
+        </w:rPr>
         <w:t xml:space="preserve">viii) </w:t>
       </w:r>
       <w:r>
         <w:rPr>
           <w:rStyle w:val="Citation"/>
+          <w:sz w:val="24"/>
+          <w:szCs w:val="24"/>
         </w:rPr>
         <w:t>"calculate the EMI and payment plan"</w:t>
       </w:r>
       <w:r>
-        <w:t xml:space="preserve"> — രേഖകൾ (Page 18).</w:t>
-      </w:r>
-    </w:p>
-    <w:p>
-      <w:r>
+        <w:rPr>
+          <w:sz w:val="24"/>
+          <w:szCs w:val="24"/>
+        </w:rPr>
+        <w:t xml:space="preserve"> — രേ​ഖ​കൾ (Page 18).</w:t>
+      </w:r>
+    </w:p>
+    <w:p>
+      <w:pPr>
+        <w:spacing w:after="60"/>
+      </w:pPr>
+      <w:r>
+        <w:rPr>
+          <w:sz w:val="24"/>
+          <w:szCs w:val="24"/>
+        </w:rPr>
         <w:t xml:space="preserve">ix) </w:t>
       </w:r>
       <w:r>
         <w:rPr>
           <w:rStyle w:val="Citation"/>
+          <w:sz w:val="24"/>
+          <w:szCs w:val="24"/>
         </w:rPr>
         <w:t>"Inventorying ... furniture and antique items ... records"</w:t>
       </w:r>
       <w:r>
+        <w:rPr>
+          <w:sz w:val="24"/>
+          <w:szCs w:val="24"/>
+        </w:rPr>
         <w:t xml:space="preserve"> (Page 20).</w:t>
       </w:r>
     </w:p>
     <w:p>
-      <w:r>
+      <w:pPr>
+        <w:spacing w:after="60"/>
+      </w:pPr>
+      <w:r>
+        <w:rPr>
+          <w:sz w:val="24"/>
+          <w:szCs w:val="24"/>
+        </w:rPr>
         <w:lastRenderedPageBreak/>
         <w:t xml:space="preserve">x) </w:t>
       </w:r>
       <w:r>
         <w:rPr>
           <w:rStyle w:val="Citation"/>
+          <w:sz w:val="24"/>
+          <w:szCs w:val="24"/>
         </w:rPr>
         <w:t>"…entrusted to Faisal Kreative Academy, Rs. 2.1 Lac …"</w:t>
       </w:r>
       <w:r>
+        <w:rPr>
+          <w:sz w:val="24"/>
+          <w:szCs w:val="24"/>
+        </w:rPr>
         <w:t xml:space="preserve"> — GST invoice (Page 21).</w:t>
       </w:r>
     </w:p>
     <w:p>
-      <w:r>
+      <w:pPr>
+        <w:spacing w:after="60"/>
+      </w:pPr>
+      <w:r>
+        <w:rPr>
+          <w:sz w:val="24"/>
+          <w:szCs w:val="24"/>
+        </w:rPr>
         <w:t xml:space="preserve">xi) </w:t>
       </w:r>
       <w:r>
         <w:rPr>
           <w:rStyle w:val="Citation"/>
+          <w:sz w:val="24"/>
+          <w:szCs w:val="24"/>
         </w:rPr>
         <w:t>"appoint Sri Rajeev Pai ... Auditor"</w:t>
       </w:r>
       <w:r>
-        <w:t xml:space="preserve"> — രേഖകൾ (06/02/2024; Page 18).</w:t>
-      </w:r>
-    </w:p>
-    <w:p>
-      <w:r>
-        <w:t xml:space="preserve">xii) ഓഡിറ്റ് പ്രവർത്തിപത്രങ്ങൾ — </w:t>
-      </w:r>
-      <w:r>
-        <w:rPr>
-          <w:rStyle w:val="Citation"/>
+        <w:rPr>
+          <w:sz w:val="24"/>
+          <w:szCs w:val="24"/>
+        </w:rPr>
+        <w:t xml:space="preserve"> — രേ​ഖ​കൾ (06/02/2024; Page 18).</w:t>
+      </w:r>
+    </w:p>
+    <w:p>
+      <w:pPr>
+        <w:spacing w:after="60"/>
+      </w:pPr>
+      <w:r>
+        <w:rPr>
+          <w:sz w:val="24"/>
+          <w:szCs w:val="24"/>
+        </w:rPr>
+        <w:t xml:space="preserve">xii) ഓഡി​റ്റ് പ്ര​വർ​ത്തി​പ​ത്ര​ങ്ങൾ — </w:t>
+      </w:r>
+      <w:r>
+        <w:rPr>
+          <w:rStyle w:val="Citation"/>
+          <w:sz w:val="24"/>
+          <w:szCs w:val="24"/>
         </w:rPr>
         <w:t>"as the Auditor for 2024-26"</w:t>
       </w:r>
       <w:r>
+        <w:rPr>
+          <w:sz w:val="24"/>
+          <w:szCs w:val="24"/>
+        </w:rPr>
         <w:t xml:space="preserve"> (06/02/2024; Page 18).</w:t>
       </w:r>
     </w:p>
     <w:p>
-      <w:r>
+      <w:pPr>
+        <w:spacing w:after="60"/>
+      </w:pPr>
+      <w:r>
+        <w:rPr>
+          <w:sz w:val="24"/>
+          <w:szCs w:val="24"/>
+        </w:rPr>
         <w:t xml:space="preserve">xiii) </w:t>
       </w:r>
       <w:r>
         <w:rPr>
           <w:rStyle w:val="Citation"/>
+          <w:sz w:val="24"/>
+          <w:szCs w:val="24"/>
         </w:rPr>
         <w:t>"1. IMPERENCE 2. SREEMOOLAVASAM … 3. LEZBLDOR"</w:t>
       </w:r>
       <w:r>
+        <w:rPr>
+          <w:sz w:val="24"/>
+          <w:szCs w:val="24"/>
+        </w:rPr>
         <w:t xml:space="preserve"> — 3 EOI-കൾ (Page 16).</w:t>
       </w:r>
     </w:p>
     <w:p>
-      <w:r>
+      <w:pPr>
+        <w:spacing w:after="60"/>
+      </w:pPr>
+      <w:r>
+        <w:rPr>
+          <w:sz w:val="24"/>
+          <w:szCs w:val="24"/>
+        </w:rPr>
         <w:t xml:space="preserve">xiv) </w:t>
       </w:r>
       <w:r>
         <w:rPr>
           <w:rStyle w:val="Citation"/>
+          <w:sz w:val="24"/>
+          <w:szCs w:val="24"/>
         </w:rPr>
         <w:t>"nine (9) parties were contacted ..."</w:t>
       </w:r>
       <w:r>
-        <w:t xml:space="preserve"> — കത്തിടപാടുകൾ (Page 15–16).</w:t>
-      </w:r>
-    </w:p>
-    <w:p>
-      <w:r>
+        <w:rPr>
+          <w:sz w:val="24"/>
+          <w:szCs w:val="24"/>
+        </w:rPr>
+        <w:t xml:space="preserve"> — കത്തി​ട​പാ​ടു​കൾ (Page 15–16).</w:t>
+      </w:r>
+    </w:p>
+    <w:p>
+      <w:pPr>
+        <w:spacing w:after="60"/>
+      </w:pPr>
+      <w:r>
+        <w:rPr>
+          <w:sz w:val="24"/>
+          <w:szCs w:val="24"/>
+        </w:rPr>
         <w:t xml:space="preserve">xv) </w:t>
       </w:r>
       <w:r>
         <w:rPr>
           <w:rStyle w:val="Citation"/>
+          <w:sz w:val="24"/>
+          <w:szCs w:val="24"/>
         </w:rPr>
         <w:t>"more beneficial in terms and conditions and bid amount"</w:t>
       </w:r>
       <w:r>
+        <w:rPr>
+          <w:sz w:val="24"/>
+          <w:szCs w:val="24"/>
+        </w:rPr>
         <w:t xml:space="preserve"> — bids (Page 16).</w:t>
       </w:r>
     </w:p>
     <w:p>
-      <w:r>
+      <w:pPr>
+        <w:spacing w:after="60"/>
+      </w:pPr>
+      <w:r>
+        <w:rPr>
+          <w:sz w:val="24"/>
+          <w:szCs w:val="24"/>
+        </w:rPr>
         <w:t xml:space="preserve">xvi) </w:t>
       </w:r>
       <w:r>
         <w:rPr>
           <w:rStyle w:val="Citation"/>
+          <w:sz w:val="24"/>
+          <w:szCs w:val="24"/>
         </w:rPr>
         <w:t>"detailed deliberation and negotiation"</w:t>
       </w:r>
       <w:r>
-        <w:t xml:space="preserve"> — ചർച്ചാരേഖകൾ (Page 16).</w:t>
-      </w:r>
-    </w:p>
-    <w:p>
-      <w:r>
+        <w:rPr>
+          <w:sz w:val="24"/>
+          <w:szCs w:val="24"/>
+        </w:rPr>
+        <w:t xml:space="preserve"> — ചർ​ച്ചാ​രേ​ഖ​കൾ (Page 16).</w:t>
+      </w:r>
+    </w:p>
+    <w:p>
+      <w:pPr>
+        <w:spacing w:after="60"/>
+      </w:pPr>
+      <w:r>
+        <w:rPr>
+          <w:sz w:val="24"/>
+          <w:szCs w:val="24"/>
+        </w:rPr>
         <w:t xml:space="preserve">xvii) </w:t>
       </w:r>
       <w:r>
         <w:rPr>
           <w:rStyle w:val="Citation"/>
+          <w:sz w:val="24"/>
+          <w:szCs w:val="24"/>
         </w:rPr>
         <w:t>"consulting with the lawyer"</w:t>
       </w:r>
       <w:r>
+        <w:rPr>
+          <w:sz w:val="24"/>
+          <w:szCs w:val="24"/>
+        </w:rPr>
         <w:t xml:space="preserve">; </w:t>
       </w:r>
       <w:r>
         <w:rPr>
           <w:rStyle w:val="Citation"/>
+          <w:sz w:val="24"/>
+          <w:szCs w:val="24"/>
         </w:rPr>
         <w:t>"vetted by a legal professional"</w:t>
       </w:r>
       <w:r>
-        <w:t xml:space="preserve"> — നിയമോപദേശ രേഖകൾ (Page 16; D2-വിന്റെ Resolution, 21/08/2025, cl. 3).</w:t>
-      </w:r>
-    </w:p>
-    <w:p>
-      <w:r>
+        <w:rPr>
+          <w:sz w:val="24"/>
+          <w:szCs w:val="24"/>
+        </w:rPr>
+        <w:t xml:space="preserve"> — നി​യ​മോ​പ​ദേശ രേ​ഖ​കൾ (Page 16; D2-വി​ന്റെ Resolution, 21/08/2025, cl. 3).</w:t>
+      </w:r>
+    </w:p>
+    <w:p>
+      <w:pPr>
+        <w:spacing w:after="60"/>
+      </w:pPr>
+      <w:r>
+        <w:rPr>
+          <w:sz w:val="24"/>
+          <w:szCs w:val="24"/>
+        </w:rPr>
         <w:t xml:space="preserve">xviii) </w:t>
       </w:r>
       <w:r>
         <w:rPr>
           <w:rStyle w:val="Citation"/>
+          <w:sz w:val="24"/>
+          <w:szCs w:val="24"/>
         </w:rPr>
         <w:t>"consulting … and chartered accountant"</w:t>
       </w:r>
       <w:r>
-        <w:t xml:space="preserve"> — CA രേഖകൾ (Page 16).</w:t>
-      </w:r>
-    </w:p>
-    <w:p>
-      <w:r>
+        <w:rPr>
+          <w:sz w:val="24"/>
+          <w:szCs w:val="24"/>
+        </w:rPr>
+        <w:t xml:space="preserve"> — CA രേ​ഖ​കൾ (Page 16).</w:t>
+      </w:r>
+    </w:p>
+    <w:p>
+      <w:pPr>
+        <w:spacing w:after="60"/>
+      </w:pPr>
+      <w:r>
+        <w:rPr>
+          <w:sz w:val="24"/>
+          <w:szCs w:val="24"/>
+        </w:rPr>
         <w:t xml:space="preserve">xix) </w:t>
       </w:r>
       <w:r>
         <w:rPr>
           <w:rStyle w:val="Citation"/>
+          <w:sz w:val="24"/>
+          <w:szCs w:val="24"/>
         </w:rPr>
         <w:t>"transferred it to the construction account"</w:t>
       </w:r>
       <w:r>
-        <w:t xml:space="preserve"> — statements (D2-വിന്റെ Minutes Book, 12/01/2024, Page 11).</w:t>
-      </w:r>
-    </w:p>
-    <w:p>
-      <w:r>
+        <w:rPr>
+          <w:sz w:val="24"/>
+          <w:szCs w:val="24"/>
+        </w:rPr>
+        <w:t xml:space="preserve"> — statements (D2-വി​ന്റെ Minutes Book, 12/01/2024, Page 11).</w:t>
+      </w:r>
+    </w:p>
+    <w:p>
+      <w:pPr>
+        <w:spacing w:after="60"/>
+      </w:pPr>
+      <w:r>
+        <w:rPr>
+          <w:sz w:val="24"/>
+          <w:szCs w:val="24"/>
+        </w:rPr>
         <w:t xml:space="preserve">xx) </w:t>
       </w:r>
       <w:r>
         <w:rPr>
           <w:rStyle w:val="Citation"/>
+          <w:sz w:val="24"/>
+          <w:szCs w:val="24"/>
         </w:rPr>
         <w:t>"Construction Trust account - Rs 2,16,000"</w:t>
       </w:r>
       <w:r>
+        <w:rPr>
+          <w:sz w:val="24"/>
+          <w:szCs w:val="24"/>
+        </w:rPr>
         <w:t xml:space="preserve"> — statement-കൾ (Page 19).</w:t>
       </w:r>
     </w:p>
     <w:p>
-      <w:r>
+      <w:pPr>
+        <w:spacing w:after="60"/>
+      </w:pPr>
+      <w:r>
+        <w:rPr>
+          <w:sz w:val="24"/>
+          <w:szCs w:val="24"/>
+        </w:rPr>
         <w:t xml:space="preserve">xxi) </w:t>
       </w:r>
       <w:r>
         <w:rPr>
           <w:rStyle w:val="Citation"/>
+          <w:sz w:val="24"/>
+          <w:szCs w:val="24"/>
         </w:rPr>
         <w:t>"Amount deposited / loan by the members ... personal account"</w:t>
       </w:r>
       <w:r>
-        <w:t xml:space="preserve"> (₹3 കോടി+) — രേഖകൾ (Page 19).</w:t>
-      </w:r>
-    </w:p>
-    <w:p>
-      <w:r>
+        <w:rPr>
+          <w:sz w:val="24"/>
+          <w:szCs w:val="24"/>
+        </w:rPr>
+        <w:t xml:space="preserve"> (₹3 കോടി+) — രേ​ഖ​കൾ (Page 19).</w:t>
+      </w:r>
+    </w:p>
+    <w:p>
+      <w:pPr>
+        <w:spacing w:after="60"/>
+      </w:pPr>
+      <w:r>
+        <w:rPr>
+          <w:sz w:val="24"/>
+          <w:szCs w:val="24"/>
+        </w:rPr>
         <w:t xml:space="preserve">xxii) </w:t>
       </w:r>
       <w:r>
         <w:rPr>
           <w:rStyle w:val="Citation"/>
+          <w:sz w:val="24"/>
+          <w:szCs w:val="24"/>
         </w:rPr>
         <w:t>"loan ... M. C. Chandra Mohan ... Rs 45,00,000 ... 7% simple interest"</w:t>
       </w:r>
       <w:r>
-        <w:t xml:space="preserve"> — വായ്പരേഖ + GST രസീത് (Page 18).</w:t>
+        <w:rPr>
+          <w:sz w:val="24"/>
+          <w:szCs w:val="24"/>
+        </w:rPr>
+        <w:t xml:space="preserve"> — വാ​യ്പ​രേഖ + GST രസീ​ത് (Page 18).</w:t>
       </w:r>
     </w:p>
     <w:p>
@@ -708,7 +1000,7 @@
     </w:p>
     <w:p>
       <w:r>
-        <w:t>IA 5/2025 19 വർഷത്തെ ledgers, vouchers, bills, bank records എന്നിവ പ്രത്യേകം തിരിച്ചറിഞ്ഞതിനാൽ ഇത് “fishing” അല്ല. 03.10.2024 മുതൽ ആവശ്യപ്പെട്ടിട്ടും ആ 19-year accounts-ിലെ ledger, voucher, bill ഒന്നും ഹാജരാക്കിയില്ല. സ്വന്തം Minutes-ൽ രേഖകൾ D2 രേഖപ്പെടുത്തിയിട്ടും 3 മാത്രം ഹാജരാക്കി; അതിനാൽ ശേഷിക്കുന്ന 22 രേഖകൾ possession or power-ലാണെന്ന prima facie case വ്യക്തമാണ്. അഞ്ചു leases-ും AGOP-ും ഉൾപ്പെടെ “all produced” എന്ന് സത്യം ചെയ്തത് Court-ന് അപൂർണ്ണ ചിത്രം നൽകിയ fraud on Court ആണ്. Undated records മാറ്റാവുന്നതിനാൽ injury irreparable; affidavit-ും production-ുമാത്രമാണ് burden. അതിനാൽ balance വാദിക്ക്; O.XI R.12/14 അനുവദിക്കണം.</w:t>
+        <w:t xml:space="preserve">IA 5/2025 19 വർ​ഷ​ത്തെ ledgers, vouchers, bills, bank records എന്നിവ പ്ര​ത്യേ​കം തി​രി​ച്ച​റി​ഞ്ഞ​തി​നാൽ ഇത് “fishing” അല്ല. 03.10.2024 മുതൽ ആവ​ശ്യ​പ്പെ​ട്ടി​ട്ടും ആ 19-year accounts-ഇലെ ledger, voucher, bill ഒന്നും ഹാ​ജ​രാ​ക്കി​യി​ല്ല. സ്വ​ന്തം Minutes-ൽ രേ​ഖ​കൾ D2 രേ​ഖ​പ്പെ​ടു​ത്തി​യി​ട്ടും 3 മാ​ത്രം ഹാ​ജ​രാ​ക്കി; അതി​നാൽ ശേ​ഷി​ക്കു​ന്ന 22 രേ​ഖ​കൾ possession or power-ലാ​ണെ​ന്ന prima facie case വ്യ​ക്ത​മാ​ണ്. അഞ്ചു leases-ഉം AGOP-ഉം ഉൾ​പ്പെ​ടെ “all produced” എന്ന് സത്യം ചെ​യ്ത​ത് Court-ന് അപൂർ​ണ്ണ ചി​ത്രം നൽ​കിയ fraud on Court ആണ്. Undated records മാ​റ്റാ​വു​ന്ന​തി​നാൽ injury irreparable; affidavit-ഉം production-ഉമാ​ത്ര​മാ​ണ് burden. അതി​നാൽ balance വാ​ദി​ക്ക്; O.XI R.12/14 അനു​വ​ദി​ക്ക​ണം.</w:t>
       </w:r>
     </w:p>
     <w:p>
@@ -723,7 +1015,7 @@
     </w:p>
     <w:tbl>
       <w:tblPr>
-        <w:tblW w:w="8640" w:type="dxa"/>
+        <w:tblW w:w="8306" w:type="dxa"/>
         <w:tblBorders>
           <w:top w:val="nil"/>
           <w:left w:val="nil"/>
@@ -740,7 +1032,7 @@
       </w:tblPr>
       <w:tblGrid>
         <w:gridCol w:w="1450"/>
-        <w:gridCol w:w="7190"/>
+        <w:gridCol w:w="6856"/>
       </w:tblGrid>
       <w:tr>
         <w:trPr>
@@ -768,7 +1060,7 @@
         </w:tc>
         <w:tc>
           <w:tcPr>
-            <w:tcW w:w="7190" w:type="dxa"/>
+            <w:tcW w:w="6856" w:type="dxa"/>
             <w:tcMar>
               <w:top w:w="0" w:type="dxa"/>
               <w:left w:w="200" w:type="dxa"/>
@@ -779,7 +1071,7 @@
               <w:pStyle w:val="Heading1"/>
             </w:pPr>
             <w:r>
-              <w:t>"ഒളിപ്പിച്ചിട്ടില്ലെന്ന്" സത്യം ചെയ്ത് 91-ആം നാൾ രേഖകൾ ഹാജർ... നായുടെ വാൽ...</w:t>
+              <w:t xml:space="preserve">"ഒളി​പ്പി​ച്ചി​ട്ടി​ല്ലെ​ന്ന്" സത്യം ചെ​യ്ത് 91-ആം നാൾ രേ​ഖ​കൾ ഹാജർ... നാ​യു​ടെ വാൽ...</w:t>
             </w:r>
           </w:p>
         </w:tc>
@@ -795,7 +1087,7 @@
     </w:p>
     <w:p>
       <w:r>
-        <w:t>16.02.2026-ന് നിലവിലുണ്ടായിരുന്ന രേഖകൾ “not available… nothing concealed” എന്ന് സത്യം ചെയ്തശേഷം, 91-ആം ദിവസം D2 തന്നെ അവ ഹാജരാക്കിയത് ബോധപൂർവ്വമായ മറച്ചുവയ്ക്കലല്ലേ?</w:t>
+        <w:t xml:space="preserve">16.02.2026-ന് നി​ല​വി​ലു​ണ്ടാ​യി​രു​ന്ന രേ​ഖ​കൾ “not available… nothing concealed” എന്ന് സത്യം ചെ​യ്ത​ശേ​ഷം, 91-ആം ദി​വ​സം D2 തന്നെ അവ ഹാ​ജ​രാ​ക്കി​യ​ത് ബോ​ധ​പൂർ​വ്വ​മായ മറ​ച്ചു​വ​യ്ക്ക​ല​ല്ലേ?</w:t>
       </w:r>
     </w:p>
     <w:p>
@@ -830,7 +1122,7 @@
     </w:p>
     <w:p>
       <w:r>
-        <w:t xml:space="preserve">ABCD v. Union of India, (2020) 2 SCC 52 — Chajoo Ram v. Radhey Shyam, (1971) 1 SCC 774, ഖണ്ഡിക 7 ഉദ്ധരിച്ച്: </w:t>
+        <w:t xml:space="preserve">ABCD v. Union of India, (2020) 2 SCC 52 — Chajoo Ram v. Radhey Shyam, (1971) 1 SCC 774, ഖണ്ഡിക 7 ഉദ്ധ​രി​ച്ച്: </w:t>
       </w:r>
       <w:r>
         <w:rPr>
@@ -849,7 +1141,7 @@
     </w:p>
     <w:p>
       <w:r>
-        <w:t xml:space="preserve">D2-വിന്റെ Affidavit, 16/02/2026, ഖണ്ഡിക 13–14: </w:t>
+        <w:t xml:space="preserve">D2-വി​ന്റെ Affidavit, 16/02/2026, ഖണ്ഡിക 13–14: </w:t>
       </w:r>
       <w:r>
         <w:rPr>
@@ -860,18 +1152,18 @@
     </w:p>
     <w:p>
       <w:r>
-        <w:t xml:space="preserve">D2-വിന്റെ I.A. 7/2026, 18/05/2026 (91-ആം ദിവസം), ഖണ്ഡിക 3: </w:t>
-      </w:r>
-      <w:r>
-        <w:rPr>
-          <w:rStyle w:val="Citation"/>
-        </w:rPr>
-        <w:t>"...ലീസ് ഡീഡിന്റെ പകർപ്പും ... 28/05/2005 [sic] മുതൽ 15/05/2026 വരെയുള്ള സ്റ്റേറ്റ്മെന്റ് ഓഫ് അക്കൗണ്ടും ... ഒർജിനൽ മിനിട്സ് ബുക്കും ഹാജരാക്കിയിട്ടുള്ളതും..."</w:t>
-      </w:r>
-    </w:p>
-    <w:p>
-      <w:r>
-        <w:t xml:space="preserve">D2-വിന്റെ Lease Deed 3237/2025, 27/10/2025, cl. 21: </w:t>
+        <w:t xml:space="preserve">D2-വി​ന്റെ I.A. 7/2026, 18/05/2026 (91-ആം ദി​വ​സം), ഖണ്ഡിക 3: </w:t>
+      </w:r>
+      <w:r>
+        <w:rPr>
+          <w:rStyle w:val="Citation"/>
+        </w:rPr>
+        <w:t xml:space="preserve">"...ലീസ് ഡീ​ഡി​ന്റെ പകർ​പ്പും ... 28/05/2005 [sic] മുതൽ 15/05/2026 വരെ​യു​ള്ള സ്റ്റേ​റ്റ്മെ​ന്റ് ഓഫ് അക്കൗ​ണ്ടും ... ഒർ​ജി​നൽ മി​നി​ട്സ് ബു​ക്കും ഹാ​ജ​രാ​ക്കി​യി​ട്ടു​ള്ള​തും..."</w:t>
+      </w:r>
+    </w:p>
+    <w:p>
+      <w:r>
+        <w:t xml:space="preserve">D2-വി​ന്റെ Lease Deed 3237/2025, 27/10/2025, cl. 21: </w:t>
       </w:r>
       <w:r>
         <w:rPr>
@@ -882,7 +1174,7 @@
     </w:p>
     <w:p>
       <w:r>
-        <w:t xml:space="preserve">D2-വിന്റെ Minutes Book, 24/01/2026, Page 15, heading: </w:t>
+        <w:t xml:space="preserve">D2-വി​ന്റെ Minutes Book, 24/01/2026, Page 15, heading: </w:t>
       </w:r>
       <w:r>
         <w:rPr>
@@ -891,7 +1183,7 @@
         <w:t>"Alummoottil Tharavad Trust meeting held on 24.1.2026"</w:t>
       </w:r>
       <w:r>
-        <w:t xml:space="preserve"> — സത്യവാങ്മൂലത്തിന് 23 ദിവസം മുമ്പ്.</w:t>
+        <w:t xml:space="preserve"> — സത്യ​വാ​ങ്മൂ​ല​ത്തി​ന് 23 ദി​വ​സം മു​മ്പ്.</w:t>
       </w:r>
     </w:p>
     <w:p>
@@ -904,7 +1196,7 @@
     </w:p>
     <w:p>
       <w:r>
-        <w:t>16.02.2026-ലെ oath-ന് വെറും 23 ദിവസം മുമ്പ് അവസാന entry വന്ന Minutes book ഉൾപ്പെടെ 3 രേഖകൾ D2-വിന്റെ legal reach-ലായിരുന്നു. എന്നിട്ടും “not available; nothing concealed” എന്ന് സത്യം ചെയ്ത ശേഷം അതേ 3 രേഖകൾ day 91-ൽ അദ്ദേഹം തന്നെ ഹാജരാക്കി. സ്വന്തം later production തന്നെ “not in possession” defence ഇല്ലാതാക്കുകയും deliberate falsehood-ന്റെ prima facie proof-ും fraud on Court-ും സ്ഥാപിക്കുകയും ചെയ്യുന്നു. ഈ അസത്യത്തിൽ 90-day HC mandate 15.04.2026-ന് നിഷ്ഫലമായി; pleadings 04.03.2026-ന് false record-ൽ closed ആയത് irreparable. Defendants-ന് prejudice പൂജ്യം; balance late-production bar, adverse inference, costs-നാണ്.</w:t>
+        <w:t xml:space="preserve">16.02.2026-ലെ oath-ന് വെ​റും 23 ദി​വ​സം മു​മ്പ് അവ​സാന entry വന്ന Minutes book ഉൾ​പ്പെ​ടെ 3 രേ​ഖ​കൾ D2-വി​ന്റെ legal reach-ലാ​യി​രു​ന്നു. എന്നി​ട്ടും “not available; nothing concealed” എന്ന് സത്യം ചെ​യ്ത ശേഷം അതേ 3 രേ​ഖ​കൾ day 91-ൽ അദ്ദേ​ഹം തന്നെ ഹാ​ജ​രാ​ക്കി. സ്വ​ന്തം later production തന്നെ “not in possession” defence ഇല്ലാ​താ​ക്കു​ക​യും deliberate falsehood-ന്റെ prima facie proof-ഉം fraud on Court-ഉം സ്ഥാ​പി​ക്കു​ക​യും ചെ​യ്യു​ന്നു. ഈ അസ​ത്യ​ത്തിൽ 90-day HC mandate 15.04.2026-ന് നി​ഷ്ഫ​ല​മാ​യി; pleadings 04.03.2026-ന് false record-ൽ closed ആയത് irreparable. Defendants-ന് prejudice പൂ​ജ്യം; balance late-production bar, adverse inference, costs-നാണ്.</w:t>
       </w:r>
     </w:p>
     <w:p>
@@ -919,7 +1211,7 @@
     </w:p>
     <w:tbl>
       <w:tblPr>
-        <w:tblW w:w="8640" w:type="dxa"/>
+        <w:tblW w:w="8306" w:type="dxa"/>
         <w:tblBorders>
           <w:top w:val="nil"/>
           <w:left w:val="nil"/>
@@ -936,7 +1228,7 @@
       </w:tblPr>
       <w:tblGrid>
         <w:gridCol w:w="1450"/>
-        <w:gridCol w:w="7190"/>
+        <w:gridCol w:w="6856"/>
       </w:tblGrid>
       <w:tr>
         <w:trPr>
@@ -964,7 +1256,7 @@
         </w:tc>
         <w:tc>
           <w:tcPr>
-            <w:tcW w:w="7190" w:type="dxa"/>
+            <w:tcW w:w="6856" w:type="dxa"/>
             <w:tcMar>
               <w:top w:w="0" w:type="dxa"/>
               <w:left w:w="200" w:type="dxa"/>
@@ -975,7 +1267,7 @@
               <w:pStyle w:val="Heading1"/>
             </w:pPr>
             <w:r>
-              <w:t>₹11.99 കോടി ചെലവുള്ള "dormant" ട്രസ്റ്റ്. മൂടൽമഞ്ഞ് കാരണം ബാങ്കുകളുടെ പ്രവർത്തനം നിർത്തിവയ്‌ക്കേണ്ടി വന്നു.</w:t>
+              <w:t xml:space="preserve">₹11.99 കോടി ചെ​ല​വു​ള്ള "dormant" ട്ര​സ്റ്റ്. മൂ​ടൽ​മ​ഞ്ഞ് കാ​ര​ണം ബാ​ങ്കു​ക​ളു​ടെ പ്ര​വർ​ത്ത​നം നിർ​ത്തി​വ​യ്‌​ക്കേ​ണ്ടി വന്നു.</w:t>
             </w:r>
           </w:p>
         </w:tc>
@@ -991,7 +1283,7 @@
     </w:p>
     <w:p>
       <w:r>
-        <w:t>Trust “dormant… zero funding… no income” ആയിരുന്നെന്ന് സത്യം ചെയ്ത D2, 24.01.2026-ലെ Minutes-ൽ ₹3.28 കോടി deposits-ഉം താൻ നൽകിയെന്ന് പറയുന്ന ₹1 കോടിയും ആകെ ₹11.99 കോടി ചെലവും രേഖപ്പെടുത്തുന്നു. ഇത് കണക്കിനു പുറത്തുള്ള കോടികളുടെ ഇടപാട് വെളിപ്പെടുത്തുന്നില്ലേ?</w:t>
+        <w:t xml:space="preserve">Trust “dormant… zero funding… no income” ആയി​രു​ന്നെ​ന്ന് സത്യം ചെ​യ്ത D2, 24.01.2026-ലെ Minutes-ൽ ₹3.28 കോടി deposits-ഉം താൻ നൽ​കി​യെ​ന്ന് പറ​യു​ന്ന ₹1 കോ​ടി​യും ആകെ ₹11.99 കോടി ചെ​ല​വും രേ​ഖ​പ്പെ​ടു​ത്തു​ന്നു. ഇത് കണ​ക്കി​നു പു​റ​ത്തു​ള്ള കോ​ടി​ക​ളു​ടെ ഇട​പാ​ട് വെ​ളി​പ്പെ​ടു​ത്തു​ന്നി​ല്ലേ?</w:t>
       </w:r>
     </w:p>
     <w:p>
@@ -1045,7 +1337,7 @@
     </w:p>
     <w:p>
       <w:r>
-        <w:t xml:space="preserve">D2-വിന്റെ Affidavit, 16/02/2026, ഖണ്ഡിക 4–6: </w:t>
+        <w:t xml:space="preserve">D2-വി​ന്റെ Affidavit, 16/02/2026, ഖണ്ഡിക 4–6: </w:t>
       </w:r>
       <w:r>
         <w:rPr>
@@ -1065,7 +1357,7 @@
     </w:p>
     <w:p>
       <w:r>
-        <w:t xml:space="preserve">എന്നാൽ D2-വിന്റെ Minutes Book, 24/01/2026, Page 19, item 4: </w:t>
+        <w:t xml:space="preserve">എന്നാൽ D2-വി​ന്റെ Minutes Book, 24/01/2026, Page 19, item 4: </w:t>
       </w:r>
       <w:r>
         <w:rPr>
@@ -1092,7 +1384,7 @@
         <w:t>"...transferred it to the construction account"</w:t>
       </w:r>
       <w:r>
-        <w:t xml:space="preserve"> — ഈ account-ന്റെ statement ഹാജരാക്കിയിട്ടില്ല (I.A. 5/2025, prayer (c): "every account").</w:t>
+        <w:t xml:space="preserve"> — ഈ account-ന്റെ statement ഹാ​ജ​രാ​ക്കി​യി​ട്ടി​ല്ല (I.A. 5/2025, prayer (c): "every account").</w:t>
       </w:r>
     </w:p>
     <w:p>
@@ -1105,7 +1397,7 @@
     </w:p>
     <w:p>
       <w:r>
-        <w:t>Trust-ന്റെ Court custody-യിലെ Minutes ₹11,99,85,900 “construction/renovation and land” expenditure ആയി രേഖപ്പെടുത്തുകയും “Construction Trust account” ഉൾപ്പെടെയുള്ള deposits ചൂണ്ടിക്കാണിക്കുകയും ചെയ്യുന്നു; അതിനാൽ “ഇത് personal money, Trust-ന്റേതല്ല” എന്ന defence സ്വന്തം official record-നോട് വിരുദ്ധമാണ്. ഏക Trust account 28.05.2025-ൽ മാത്രം തുറന്നതും construction account statement ഇല്ലാത്തതും ₹11.99 കോടി books-ിന് പുറത്തുപോയെന്ന prima facie case സ്ഥാപിക്കുന്നു. “Dormant; zero funding” oath fraud on Court ആണ്. Personal/foreign custodyയും deceased depositor-ഉം tracing irreparable ആക്കുന്നു; existing statements മാത്രം വേണ്ടതിനാൽ balance full production-നാണ്.</w:t>
+        <w:t xml:space="preserve">Trust-ന്റെ Court custody-യിലെ Minutes ₹11,99,85,900 “construction/renovation and land” expenditure ആയി രേ​ഖ​പ്പെ​ടു​ത്തു​ക​യും “Construction Trust account” ഉൾ​പ്പെ​ടെ​യു​ള്ള deposits ചൂ​ണ്ടി​ക്കാ​ണി​ക്കു​ക​യും ചെ​യ്യു​ന്നു; അതി​നാൽ “ഇത് personal money, Trust-ന്റേ​ത​ല്ല” എന്ന defence സ്വ​ന്തം official record-നോട് വി​രു​ദ്ധ​മാ​ണ്. ഏക Trust account 28.05.2025-ൽ മാ​ത്രം തു​റ​ന്ന​തും construction account statement ഇല്ലാ​ത്ത​തും ₹11.99 കോടി books-ഇന് പു​റ​ത്തു​പോ​യെ​ന്ന prima facie case സ്ഥാ​പി​ക്കു​ന്നു. “Dormant; zero funding” oath fraud on Court ആണ്. Personal/foreign custodyയും deceased depositor-ഉം tracing irreparable ആക്കു​ന്നു; existing statements മാ​ത്രം വേ​ണ്ട​തി​നാൽ balance full production-നാണ്.</w:t>
       </w:r>
     </w:p>
     <w:p>
@@ -1120,7 +1412,7 @@
     </w:p>
     <w:tbl>
       <w:tblPr>
-        <w:tblW w:w="8640" w:type="dxa"/>
+        <w:tblW w:w="8306" w:type="dxa"/>
         <w:tblBorders>
           <w:top w:val="nil"/>
           <w:left w:val="nil"/>
@@ -1137,7 +1429,7 @@
       </w:tblPr>
       <w:tblGrid>
         <w:gridCol w:w="1450"/>
-        <w:gridCol w:w="7190"/>
+        <w:gridCol w:w="6856"/>
       </w:tblGrid>
       <w:tr>
         <w:trPr>
@@ -1165,7 +1457,7 @@
         </w:tc>
         <w:tc>
           <w:tcPr>
-            <w:tcW w:w="7190" w:type="dxa"/>
+            <w:tcW w:w="6856" w:type="dxa"/>
             <w:tcMar>
               <w:top w:w="0" w:type="dxa"/>
               <w:left w:w="200" w:type="dxa"/>
@@ -1176,7 +1468,7 @@
               <w:pStyle w:val="Heading1"/>
             </w:pPr>
             <w:r>
-              <w:t xml:space="preserve">19 വർഷം കണക്കില്ല. 20താം വർഷം ബിസിനസിന് ധൃതി. കോഴിക്കൂട് പണിയാൻ തിടുക്കം കുറുക്കന്. </w:t>
+              <w:t xml:space="preserve">19 വർഷം കണ​ക്കി​ല്ല. 20താം വർഷം ബി​സി​ന​സി​ന് ധൃതി. കോ​ഴി​ക്കൂ​ട് പണി​യാൻ തി​ടു​ക്കം കു​റു​ക്ക​ന്. </w:t>
             </w:r>
           </w:p>
         </w:tc>
@@ -1192,7 +1484,7 @@
     </w:p>
     <w:p>
       <w:r>
-        <w:t>Deed 2/IV/2007-ഉം 12.02.2020-ലെ resolution-ഉം കണക്കുകൾ നിർബന്ധമാക്കിയിരിക്കെ, 27.08.2022-നുമുമ്പ് Dr. Ravindran നൽകിയ ₹1 കോടി ഉൾപ്പെടെ ₹3.28 കോടിയുടെ deposits-ന് ഒരു കണക്കുമില്ല. “No books of account were maintained” എങ്കിൽ ആ പണത്തിന് എന്ത് സംഭവിച്ചു?</w:t>
+        <w:t xml:space="preserve">Deed 2/IV/2007-ഉം 12.02.2020-ലെ resolution-ഉം കണ​ക്കു​കൾ നിർ​ബ​ന്ധ​മാ​ക്കി​യി​രി​ക്കെ, 27.08.2022-നു​മു​മ്പ് Dr. Ravindran നൽ​കിയ ₹1 കോടി ഉൾ​പ്പെ​ടെ ₹3.28 കോ​ടി​യു​ടെ deposits-ന് ഒരു കണ​ക്കു​മി​ല്ല. “No books of account were maintained” എങ്കിൽ ആ പണ​ത്തി​ന് എന്ത് സം​ഭ​വി​ച്ചു?</w:t>
       </w:r>
     </w:p>
     <w:p>
@@ -1268,7 +1560,7 @@
     </w:p>
     <w:p>
       <w:r>
-        <w:t xml:space="preserve">D2-വിന്റെ Minutes Book, 24/01/2026, Page 19, item 4: </w:t>
+        <w:t xml:space="preserve">D2-വി​ന്റെ Minutes Book, 24/01/2026, Page 19, item 4: </w:t>
       </w:r>
       <w:r>
         <w:rPr>
@@ -1282,7 +1574,7 @@
     </w:p>
     <w:p>
       <w:r>
-        <w:t xml:space="preserve">D2-വിന്റെ Affidavit, 16/02/2026, ഖണ്ഡിക 5: </w:t>
+        <w:t xml:space="preserve">D2-വി​ന്റെ Affidavit, 16/02/2026, ഖണ്ഡിക 5: </w:t>
       </w:r>
       <w:r>
         <w:rPr>
@@ -1313,7 +1605,7 @@
     </w:p>
     <w:p>
       <w:r>
-        <w:t xml:space="preserve">Court custody-യിലുള്ള Trust Minutes ₹3,27,76,997 member deposits/loans, ₹11.99 കോടി ചെലവ്, ₹1.46 കോടി കടം എന്നിവ രേഖപ്പെടുത്തുന്നു; അതിലെ ₹1 കോടി നൽകിയ Dr. Ravindran 27.08.2022-ന് മരിച്ചതിനാൽ ആ ഇടപാട് അതിന് മുമ്പുള്ളതാണ്. എന്നിട്ടും “not available” എന്ന് സത്യം ചെയ്ത് 01.03.2026-ന് മുമ്പുള്ള സാമ്പത്തിക സ്ഥിതി മറച്ചത് prima facie case-ഉം deliberate fraud on Court-ഉം സ്ഥാപിക്കുന്നു. 2024–2026-ലെ Balance Sheet, I&amp;E, R&amp;P എന്നിവ ഇല്ലാതെ commercial venture ആരംഭിച്ചാൽ പഴയ ഇടപാടുകൾ പുതിയ വരവിൽ ലയിക്കുകയും മരിച്ച depositor-ന്റെ physical money trail തിരികെ കണ്ടെത്താനാവാത്തവിധം നശിക്കുകയും ചെയ്യുന്ന irreparable injury ഉണ്ടാകും. 06.02.2024 മുതൽ auditor ഉള്ളതിനാൽ Defendants-ന് prejudice ഇല്ല; accounts ഹാജരാക്കിയശേഷം മാത്രം venture തുടരുന്നതിലാണ് balance of convenience.</w:t>
+        <w:t xml:space="preserve">Court custody-യി​ലു​ള്ള Trust Minutes ₹3,27,76,997 member deposits/loans, ₹11.99 കോടി ചെ​ല​വ്, ₹1.46 കോടി കടം എന്നിവ രേ​ഖ​പ്പെ​ടു​ത്തു​ന്നു; അതി​ലെ ₹1 കോടി നൽ​കിയ Dr. Ravindran 27.08.2022-ന് മരി​ച്ച​തി​നാൽ ആ ഇട​പാ​ട് അതി​ന് മു​മ്പു​ള്ള​താ​ണ്. എന്നി​ട്ടും “not available” എന്ന് സത്യം ചെ​യ്ത് 01.03.2026-ന് മു​മ്പു​ള്ള സാ​മ്പ​ത്തിക സ്ഥി​തി മറ​ച്ച​ത് prima facie case-ഉം deliberate fraud on Court-ഉം സ്ഥാ​പി​ക്കു​ന്നു. 2024–2026-ലെ Balance Sheet, I&amp;E, R&amp;P എന്നിവ ഇല്ലാ​തെ commercial venture ആരം​ഭി​ച്ചാൽ പഴയ ഇട​പാ​ടു​കൾ പു​തിയ വര​വിൽ ലയി​ക്കു​ക​യും മരി​ച്ച depositor-ന്റെ physical money trail തി​രി​കെ കണ്ടെ​ത്താ​നാ​വാ​ത്ത​വി​ധം നശി​ക്കു​ക​യും ചെ​യ്യു​ന്ന irreparable injury ഉണ്ടാ​കും. 06.02.2024 മുതൽ auditor ഉള്ള​തി​നാൽ Defendants-ന് prejudice ഇല്ല; accounts ഹാ​ജ​രാ​ക്കി​യ​ശേ​ഷം മാ​ത്രം venture തു​ട​രു​ന്ന​തി​ലാ​ണ് balance of convenience.</w:t>
       </w:r>
       <w:proofErr w:type="spellStart"/>
       <w:r>
@@ -1712,7 +2004,7 @@
     </w:p>
     <w:tbl>
       <w:tblPr>
-        <w:tblW w:w="8640" w:type="dxa"/>
+        <w:tblW w:w="8306" w:type="dxa"/>
         <w:tblBorders>
           <w:top w:val="nil"/>
           <w:left w:val="nil"/>
@@ -1729,7 +2021,7 @@
       </w:tblPr>
       <w:tblGrid>
         <w:gridCol w:w="1450"/>
-        <w:gridCol w:w="7190"/>
+        <w:gridCol w:w="6856"/>
       </w:tblGrid>
       <w:tr>
         <w:trPr>
@@ -1757,7 +2049,7 @@
         </w:tc>
         <w:tc>
           <w:tcPr>
-            <w:tcW w:w="7190" w:type="dxa"/>
+            <w:tcW w:w="6856" w:type="dxa"/>
             <w:tcMar>
               <w:top w:w="0" w:type="dxa"/>
               <w:left w:w="200" w:type="dxa"/>
@@ -1768,7 +2060,7 @@
               <w:pStyle w:val="Heading1"/>
             </w:pPr>
             <w:r>
-              <w:t>ട്രസ്റ്റിന് ₹1 കോടി കടം കൊടുത്തത് പ്രതി തന്നെ. പൂജ്യം രേഖ. കാട്ടിലെ തടി, തേവരുടെ ആന...</w:t>
+              <w:t xml:space="preserve">ട്ര​സ്റ്റി​ന് ₹1 കോടി കടം കൊ​ടു​ത്ത​ത് പ്ര​തി തന്നെ. പൂ​ജ്യം രേഖ. കാ​ട്ടി​ലെ തടി, തേ​വ​രു​ടെ ആന...</w:t>
             </w:r>
           </w:p>
         </w:tc>
@@ -1784,7 +2076,7 @@
     </w:p>
     <w:p>
       <w:r>
-        <w:t>ledger-ോ supporting records-ഓ ഇല്ലാതെ, Trust വാടകയിൽനിന്ന് തനിക്കും മകനും ₹1.01 കോടി നൽകാൻ D2 പ്രമേയം പാസാക്കിയത് സ്വാർത്ഥ ഇടപാടല്ലേ?</w:t>
+        <w:t xml:space="preserve">ledger-ഓ supporting records-ഓ ഇല്ലാ​തെ, Trust വാ​ട​ക​യിൽ​നി​ന്ന് തനി​ക്കും മക​നും ₹1.01 കോടി നൽ​കാൻ D2 പ്ര​മേ​യം പാ​സാ​ക്കി​യ​ത് സ്വാർ​ത്ഥ ഇട​പാ​ട​ല്ലേ?</w:t>
       </w:r>
     </w:p>
     <w:p>
@@ -1849,7 +2141,7 @@
     </w:p>
     <w:p>
       <w:r>
-        <w:t xml:space="preserve">D2-വിന്റെ Minutes Book, 24/01/2026, Page 19, item 4: </w:t>
+        <w:t xml:space="preserve">D2-വി​ന്റെ Minutes Book, 24/01/2026, Page 19, item 4: </w:t>
       </w:r>
       <w:r>
         <w:rPr>
@@ -1876,12 +2168,12 @@
         <w:t>"Mr. Rameshchandran Channar - Rs 90,00,000"</w:t>
       </w:r>
       <w:r>
-        <w:t xml:space="preserve"> — ₹1,00,00,000 / ₹90,00,000 / ₹93,86,000: ബന്ധിപ്പിക്കുന്ന ledger ഇല്ല;</w:t>
-      </w:r>
-    </w:p>
-    <w:p>
-      <w:r>
-        <w:t xml:space="preserve">D2-വിന്റെ Affidavit, 16/02/2026, ഖണ്ഡിക 13–14: </w:t>
+        <w:t xml:space="preserve"> — ₹1,00,00,000 / ₹90,00,000 / ₹93,86,000: ബന്ധി​പ്പി​ക്കു​ന്ന ledger ഇല്ല;</w:t>
+      </w:r>
+    </w:p>
+    <w:p>
+      <w:r>
+        <w:t xml:space="preserve">D2-വി​ന്റെ Affidavit, 16/02/2026, ഖണ്ഡിക 13–14: </w:t>
       </w:r>
       <w:r>
         <w:rPr>
@@ -1890,7 +2182,7 @@
         <w:t>"not available for production ... no part of it is false, and nothing material has been concealed."</w:t>
       </w:r>
       <w:r>
-        <w:t xml:space="preserve"> — ₹1.01 കോടി repayment resolution രേഖയിൽ നിലനിൽക്കെ.</w:t>
+        <w:t xml:space="preserve"> — ₹1.01 കോടി repayment resolution രേ​ഖ​യിൽ നി​ല​നിൽ​ക്കെ.</w:t>
       </w:r>
     </w:p>
     <w:p>
@@ -1903,7 +2195,7 @@
     </w:p>
     <w:p>
       <w:r>
-        <w:t>₹1,01,86,000 self-ക്കും son-ക്കും തിരിച്ചടയ്ക്കുന്ന resolution D2 തന്നെയാണ് മുന്നോട്ടുവച്ചത്; അതിനാൽ സ്വന്തം claim സ്വയം അംഗീകരിച്ച prima facie self-dealing ആണ്. കൂടാതെ 12.01.2024-ൽ ₹1 കോടി “for his son” എന്നും p.19-ൽ self ₹90 ലക്ഷം + son ₹8 ലക്ഷം എന്നും പറയുമ്പോൾ ₹2 ലക്ഷം അപ്രത്യക്ഷമാകുകയും borrower spender ആയി മാറുകയും ചെയ്യുന്നു; ledger പൂജ്യം. ഈ മാറിയ കഥയെ settled debt ആയി Court-ൽ അവതരിപ്പിച്ചത് fraud on Court ആണ്. 9 മാസത്തിൽ 3 account transactions മാത്രമുള്ളപ്പോൾ rent insider claims-ലേക്ക് ഒഴുകുന്നത് irreparable. ₹1,01,86,000 മാത്രം escrow ചെയ്യുന്നതിലാണ് balance of convenience.</w:t>
+        <w:t xml:space="preserve">₹1,01,86,000 self-ക്കും son-ക്കും തി​രി​ച്ച​ട​യ്ക്കു​ന്ന resolution D2 തന്നെ​യാ​ണ് മു​ന്നോ​ട്ടു​വ​ച്ച​ത്; അതി​നാൽ സ്വ​ന്തം claim സ്വ​യം അം​ഗീ​ക​രി​ച്ച prima facie self-dealing ആണ്. കൂ​ടാ​തെ 12.01.2024-ൽ ₹1 കോടി “for his son” എന്നും p.19-ൽ self ₹90 ലക്ഷം + son ₹8 ലക്ഷം എന്നും പറ​യു​മ്പോൾ ₹2 ലക്ഷം അപ്ര​ത്യ​ക്ഷ​മാ​കു​ക​യും borrower spender ആയി മാ​റു​ക​യും ചെ​യ്യു​ന്നു; ledger പൂ​ജ്യം. ഈ മാ​റിയ കഥയെ settled debt ആയി Court-ൽ അവ​ത​രി​പ്പി​ച്ച​ത് fraud on Court ആണ്. 9 മാ​സ​ത്തിൽ 3 account transactions മാ​ത്ര​മു​ള്ള​പ്പോൾ rent insider claims-ലേ​ക്ക് ഒഴു​കു​ന്ന​ത് irreparable. ₹1,01,86,000 മാ​ത്രം escrow ചെ​യ്യു​ന്ന​തി​ലാ​ണ് balance of convenience.</w:t>
       </w:r>
     </w:p>
     <w:p>
@@ -1918,7 +2210,7 @@
     </w:p>
     <w:tbl>
       <w:tblPr>
-        <w:tblW w:w="8640" w:type="dxa"/>
+        <w:tblW w:w="8306" w:type="dxa"/>
         <w:tblBorders>
           <w:top w:val="nil"/>
           <w:left w:val="nil"/>
@@ -1935,7 +2227,7 @@
       </w:tblPr>
       <w:tblGrid>
         <w:gridCol w:w="1450"/>
-        <w:gridCol w:w="7190"/>
+        <w:gridCol w:w="6856"/>
       </w:tblGrid>
       <w:tr>
         <w:trPr>
@@ -1963,7 +2255,7 @@
         </w:tc>
         <w:tc>
           <w:tcPr>
-            <w:tcW w:w="7190" w:type="dxa"/>
+            <w:tcW w:w="6856" w:type="dxa"/>
             <w:tcMar>
               <w:top w:w="0" w:type="dxa"/>
               <w:left w:w="200" w:type="dxa"/>
@@ -1974,7 +2266,7 @@
               <w:pStyle w:val="Heading1"/>
             </w:pPr>
             <w:r>
-              <w:t>ഏറ്റത് ശിവദാസൻ. കടം ട്രസ്റ്റിന്. വെണ്ണ തിന്നതുണ്ണി, തല്ലുകിട്ടിയത്  കണ്ണന്.</w:t>
+              <w:t xml:space="preserve">ഏറ്റ​ത് ശി​വ​ദാ​സൻ. കടം ട്ര​സ്റ്റി​ന്. വെ​ണ്ണ തി​ന്ന​തു​ണ്ണി, തല്ലു​കി​ട്ടി​യ​ത്  കണ്ണ​ന്.</w:t>
             </w:r>
           </w:p>
         </w:tc>
@@ -1990,7 +2282,7 @@
     </w:p>
     <w:p>
       <w:r>
-        <w:t>പണി തീരുന്നതുവരെ Sivadasan സ്വന്തം account-ൽനിന്ന് ചെലവഴിക്കണമെന്ന് 12.02.2020-ൽ തീരുമാനിച്ചശേഷം, ₹1.01 കോടിയും contractor-ന്റെ ₹45 ലക്ഷവും 7% പലിശയും—ആകെ ₹1.46 കോടി—Trust-ന്റെ ബാധ്യതയാക്കിയത് അനധികൃതമല്ലേ?</w:t>
+        <w:t xml:space="preserve">പണി തീ​രു​ന്ന​തു​വ​രെ Sivadasan സ്വ​ന്തം account-ൽനി​ന്ന് ചെ​ല​വ​ഴി​ക്ക​ണ​മെ​ന്ന് 12.02.2020-ൽ തീ​രു​മാ​നി​ച്ച​ശേ​ഷം, ₹1.01 കോ​ടി​യും contractor-ന്റെ ₹45 ലക്ഷ​വും 7% പലി​ശ​യും—ആകെ ₹1.46 കോടി—Trust-ന്റെ ബാ​ധ്യ​ത​യാ​ക്കി​യ​ത് അന​ധി​കൃ​ത​മ​ല്ലേ?</w:t>
       </w:r>
     </w:p>
     <w:p>
@@ -2044,7 +2336,7 @@
     </w:p>
     <w:p>
       <w:r>
-        <w:t xml:space="preserve">D2-വിന്റെ Minutes Book, 12/02/2020, Page 3, item 2: </w:t>
+        <w:t xml:space="preserve">D2-വി​ന്റെ Minutes Book, 12/02/2020, Page 3, item 2: </w:t>
       </w:r>
       <w:r>
         <w:rPr>
@@ -2073,7 +2365,7 @@
     </w:p>
     <w:p>
       <w:r>
-        <w:t xml:space="preserve">D2-വിന്റെ O.S. 243/2024 Plaint, 14/08/2024, ഖണ്ഡിക 3: </w:t>
+        <w:t xml:space="preserve">D2-വി​ന്റെ O.S. 243/2024 Plaint, 14/08/2024, ഖണ്ഡിക 3: </w:t>
       </w:r>
       <w:r>
         <w:rPr>
@@ -2084,7 +2376,7 @@
     </w:p>
     <w:p>
       <w:r>
-        <w:t xml:space="preserve">D2-വിന്റെ Affidavit, 16/02/2026, ഖണ്ഡിക 14: </w:t>
+        <w:t xml:space="preserve">D2-വി​ന്റെ Affidavit, 16/02/2026, ഖണ്ഡിക 14: </w:t>
       </w:r>
       <w:r>
         <w:rPr>
@@ -2093,7 +2385,7 @@
         <w:t>"no part of it is false, and nothing material has been concealed."</w:t>
       </w:r>
       <w:r>
-        <w:t xml:space="preserve"> — 12.02.2020-ലെ സ്വന്തം ബാധ്യത മറച്ചുവെച്ചുകൊണ്ട്.</w:t>
+        <w:t xml:space="preserve"> — 12.02.2020-ലെ സ്വ​ന്തം ബാ​ധ്യത മറ​ച്ചു​വെ​ച്ചു​കൊ​ണ്ട്.</w:t>
       </w:r>
     </w:p>
     <w:p>
@@ -2106,7 +2398,7 @@
     </w:p>
     <w:p>
       <w:r>
-        <w:t>12.02.2020 resolution പ്രകാരം Sivadasan completion വരെ സ്വന്തം പണം ചെലവാക്കണം; special rights ഇല്ല. എന്നിട്ടും ₹1,01,86,000 insider repayment-ും ₹45 ലക്ഷം @7%-ഉം Trust rent-ൽ നിന്ന് നൽകാൻ Minutes തീരുമാനിച്ചതിനാൽ ₹1,46,86,000 prima facie Trust liability ആയി മാറ്റിയിരിക്കുന്നു. “ഇത് Trust debt അല്ല” എങ്കിൽ Trust rent-നെ repayment source ആക്കിയ official resolution-ന് വിശദീകരണമില്ല. O.S. 243/2024-ൽ works Trust auspices എന്നും oath-ൽ personal wealth/no liability എന്നും പറഞ്ഞതിൽ ഒന്ന് fraud on Court ആണ്. ₹73.25 ലക്ഷം കൂടി ചേർന്നാൽ corpus irreparably burdened; pause-ന് prejudice ഇല്ല. Balance restraint/discovery-നാണ്.</w:t>
+        <w:t xml:space="preserve">12.02.2020 resolution പ്ര​കാ​രം Sivadasan completion വരെ സ്വ​ന്തം പണം ചെ​ല​വാ​ക്ക​ണം; special rights ഇല്ല. എന്നി​ട്ടും ₹1,01,86,000 insider repayment-ഉം ₹45 ലക്ഷം @7%-ഉം Trust rent-ൽ നി​ന്ന് നൽ​കാൻ Minutes തീ​രു​മാ​നി​ച്ച​തി​നാൽ ₹1,46,86,000 prima facie Trust liability ആയി മാ​റ്റി​യി​രി​ക്കു​ന്നു. “ഇത് Trust debt അല്ല” എങ്കിൽ Trust rent-നെ repayment source ആക്കിയ official resolution-ന് വി​ശ​ദീ​ക​ര​ണ​മി​ല്ല. O.S. 243/2024-ൽ works Trust auspices എന്നും oath-ൽ personal wealth/no liability എന്നും പറ​ഞ്ഞ​തിൽ ഒന്ന് fraud on Court ആണ്. ₹73.25 ലക്ഷം കൂടി ചേർ​ന്നാൽ corpus irreparably burdened; pause-ന് prejudice ഇല്ല. Balance restraint/discovery-നാണ്.</w:t>
       </w:r>
     </w:p>
     <w:p>
@@ -2121,7 +2413,7 @@
     </w:p>
     <w:tbl>
       <w:tblPr>
-        <w:tblW w:w="8640" w:type="dxa"/>
+        <w:tblW w:w="8306" w:type="dxa"/>
         <w:tblBorders>
           <w:top w:val="nil"/>
           <w:left w:val="nil"/>
@@ -2138,7 +2430,7 @@
       </w:tblPr>
       <w:tblGrid>
         <w:gridCol w:w="1450"/>
-        <w:gridCol w:w="7190"/>
+        <w:gridCol w:w="6856"/>
       </w:tblGrid>
       <w:tr>
         <w:trPr>
@@ -2166,7 +2458,7 @@
         </w:tc>
         <w:tc>
           <w:tcPr>
-            <w:tcW w:w="7190" w:type="dxa"/>
+            <w:tcW w:w="6856" w:type="dxa"/>
             <w:tcMar>
               <w:top w:w="0" w:type="dxa"/>
               <w:left w:w="200" w:type="dxa"/>
@@ -2177,7 +2469,7 @@
               <w:pStyle w:val="Heading1"/>
             </w:pPr>
             <w:r>
-              <w:t>₹73.25 ലക്ഷത്തിന് GST രസീത് തരാത്ത contractor, ഒരു രേഖയുമില്ലാതെ ₹45 ലക്ഷം കടവും കൊടുത്തു ട്രസ്റ്റിന്. ദാനശീലൻ, ഉദാരമതി, അഭ്യുദയകാംഷി …</w:t>
+              <w:t xml:space="preserve">₹73.25 ലക്ഷ​ത്തി​ന് GST രസീ​ത് തരാ​ത്ത contractor, ഒരു രേ​ഖ​യു​മി​ല്ലാ​തെ ₹45 ലക്ഷം കട​വും കൊ​ടു​ത്തു ട്ര​സ്റ്റി​ന്. ദാ​ന​ശീ​ലൻ, ഉദാ​ര​മ​തി, അഭ്യു​ദ​യ​കാം​ഷി …</w:t>
             </w:r>
           </w:p>
         </w:tc>
@@ -2193,7 +2485,7 @@
     </w:p>
     <w:p>
       <w:r>
-        <w:t>sub-contractor-ന്റെ ₹73.25 ലക്ഷം estimate-ും കുടിശ്ശികയും Minutes-ൽ സമ്മതിച്ചിട്ടും, ഒരു tax invoice പോലും ഹാജരാക്കാത്തത് രേഖകളുടെ അഭാവമല്ല—അവ തടഞ്ഞുവെച്ചതല്ലേ?</w:t>
+        <w:t xml:space="preserve">sub-contractor-ന്റെ ₹73.25 ലക്ഷം estimate-ഉം കു​ടി​ശ്ശി​ക​യും Minutes-ൽ സമ്മ​തി​ച്ചി​ട്ടും, ഒരു tax invoice പോ​ലും ഹാ​ജ​രാ​ക്കാ​ത്ത​ത് രേ​ഖ​ക​ളു​ടെ അഭാ​വ​മ​ല്ല—അവ തട​ഞ്ഞു​വെ​ച്ച​ത​ല്ലേ?</w:t>
       </w:r>
     </w:p>
     <w:p>
@@ -2236,7 +2528,7 @@
     </w:p>
     <w:p>
       <w:r>
-        <w:t xml:space="preserve">D2-വിന്റെ Minutes Book, 24/01/2026, Pages 17–18, item 2, heading: </w:t>
+        <w:t xml:space="preserve">D2-വി​ന്റെ Minutes Book, 24/01/2026, Pages 17–18, item 2, heading: </w:t>
       </w:r>
       <w:r>
         <w:rPr>
@@ -2268,7 +2560,7 @@
     </w:p>
     <w:p>
       <w:r>
-        <w:t xml:space="preserve">D2-വിന്റെ Affidavit, 16/02/2026, ഖണ്ഡിക 13: </w:t>
+        <w:t xml:space="preserve">D2-വി​ന്റെ Affidavit, 16/02/2026, ഖണ്ഡിക 13: </w:t>
       </w:r>
       <w:r>
         <w:rPr>
@@ -2277,7 +2569,7 @@
         <w:t>"not available for production"</w:t>
       </w:r>
       <w:r>
-        <w:t xml:space="preserve"> — ഒരു tax invoice-ഉം e-mail-ഉം ഹാജരാക്കിയിട്ടില്ല (വിഭാഗം B).; ഖണ്ഡിക 14: </w:t>
+        <w:t xml:space="preserve"> — ഒരു tax invoice-ഉം e-mail-ഉം ഹാ​ജ​രാ​ക്കി​യി​ട്ടി​ല്ല (വി​ഭാ​ഗം B).; ഖണ്ഡിക 14: </w:t>
       </w:r>
       <w:r>
         <w:rPr>
@@ -2286,7 +2578,7 @@
         <w:t>"no part of it is false, and nothing material has been concealed."</w:t>
       </w:r>
       <w:r>
-        <w:t xml:space="preserve"> — GST-നിർബന്ധിത രേഖകളുടെ അഭാവത്തിനു മീതെയുള്ള oath.</w:t>
+        <w:t xml:space="preserve"> — GST-നിർ​ബ​ന്ധിത രേ​ഖ​ക​ളു​ടെ അഭാ​വ​ത്തി​നു മീ​തെ​യു​ള്ള oath.</w:t>
       </w:r>
     </w:p>
     <w:p>
@@ -2299,7 +2591,7 @@
     </w:p>
     <w:p>
       <w:r>
-        <w:t>Minutes ₹73,25,000 “outstanding dues” സമ്മതിക്കുന്നു; supply completed ആണെങ്കിൽ tax invoices നിയമപ്രകാരം ഉണ്ടായിരിക്കണം, 72 മാസം സൂക്ഷിക്കണം. അവ contractor/supplier-ന്റെ statutory commercial records ആണ്; “third-party” അല്ലെങ്കിൽ “privilege” എന്ന് വിളിച്ചതുകൊണ്ട് production ഒഴിവാകില്ല, കാരണം supplier-ൽ നിന്ന് retrieve ചെയ്യാവുന്ന transaction records ആണവ. ₹11.45 കോടി works ₹50 ലക്ഷം composition cap-ന്റെ 22 മടങ്ങിലധികമായതിനാൽ invoices/e-mail trail നിലവിലുണ്ടെന്ന prima facie case വ്യക്തം; “not available” oath fraud on Court ആണ്. മൂന്ന് competing claims വേർതിരിക്കുന്ന trail നഷ്ടപ്പെട്ടാൽ injury irreparable; privacy burden പൂജ്യം. Balance production-നാണ്.</w:t>
+        <w:t xml:space="preserve">Minutes ₹73,25,000 “outstanding dues” സമ്മ​തി​ക്കു​ന്നു; supply completed ആണെ​ങ്കിൽ tax invoices നി​യ​മ​പ്ര​കാ​രം ഉണ്ടാ​യി​രി​ക്ക​ണം, 72 മാസം സൂ​ക്ഷി​ക്ക​ണം. അവ contractor/supplier-ന്റെ statutory commercial records ആണ്; “third-party” അല്ലെ​ങ്കിൽ “privilege” എന്ന് വി​ളി​ച്ച​തു​കൊ​ണ്ട് production ഒഴി​വാ​കി​ല്ല, കാ​ര​ണം supplier-ൽ നി​ന്ന് retrieve ചെ​യ്യാ​വു​ന്ന transaction records ആണവ. ₹11.45 കോടി works ₹50 ലക്ഷം composition cap-ന്റെ 22 മട​ങ്ങി​ല​ധി​ക​മാ​യ​തി​നാൽ invoices/e-mail trail നി​ല​വി​ലു​ണ്ടെ​ന്ന prima facie case വ്യ​ക്തം; “not available” oath fraud on Court ആണ്. മൂ​ന്ന് competing claims വേർ​തി​രി​ക്കു​ന്ന trail നഷ്ട​പ്പെ​ട്ടാൽ injury irreparable; privacy burden പൂ​ജ്യം. Balance production-നാണ്.</w:t>
       </w:r>
     </w:p>
     <w:p>
@@ -2314,7 +2606,7 @@
     </w:p>
     <w:tbl>
       <w:tblPr>
-        <w:tblW w:w="8640" w:type="dxa"/>
+        <w:tblW w:w="8306" w:type="dxa"/>
         <w:tblBorders>
           <w:top w:val="nil"/>
           <w:left w:val="nil"/>
@@ -2331,7 +2623,7 @@
       </w:tblPr>
       <w:tblGrid>
         <w:gridCol w:w="1450"/>
-        <w:gridCol w:w="7190"/>
+        <w:gridCol w:w="6856"/>
       </w:tblGrid>
       <w:tr>
         <w:trPr>
@@ -2359,7 +2651,7 @@
         </w:tc>
         <w:tc>
           <w:tcPr>
-            <w:tcW w:w="7190" w:type="dxa"/>
+            <w:tcW w:w="6856" w:type="dxa"/>
             <w:tcMar>
               <w:top w:w="0" w:type="dxa"/>
               <w:left w:w="200" w:type="dxa"/>
@@ -2370,7 +2662,7 @@
               <w:pStyle w:val="Heading1"/>
             </w:pPr>
             <w:r>
-              <w:t>9 പേരെ സമീപിച്ചു; 3 പേർക്ക് താൽപ്പര്യം; ലീസ്, 81 ദിവസം പ്രായമുള്ള കമ്പനിക്ക്. കാണിച്ചത് ആനയെ, വിറ്റത് ആമയെ.</w:t>
+              <w:t xml:space="preserve">9 പേരെ സമീ​പി​ച്ചു; 3 പേർ​ക്ക് താൽ​പ്പ​ര്യം; ലീസ്, 81 ദി​വ​സം പ്രാ​യ​മു​ള്ള കമ്പ​നി​ക്ക്. കാ​ണി​ച്ച​ത് ആനയെ, വി​റ്റ​ത് ആമയെ.</w:t>
             </w:r>
           </w:p>
         </w:tc>
@@ -2386,7 +2678,7 @@
     </w:p>
     <w:p>
       <w:r>
-        <w:t>9 സ്ഥാപനങ്ങളോട് അന്വേഷിച്ചെന്നും 3 പേരിൽനിന്ന് expressions of interest ലഭിച്ചെന്നും legal vetting നടത്തിയെന്നും പറയുമ്പോൾ, അതിന്റെ ഒരു രേഖപോലുമില്ലാതെ lessee-യെ തിരഞ്ഞെടുത്തത് വിശ്വസനീയമായ തിരഞ്ഞെടുപ്പാണോ?</w:t>
+        <w:t xml:space="preserve">9 സ്ഥാ​പ​ന​ങ്ങ​ളോ​ട് അന്വേ​ഷി​ച്ചെ​ന്നും 3 പേ​രിൽ​നി​ന്ന് expressions of interest ലഭി​ച്ചെ​ന്നും legal vetting നട​ത്തി​യെ​ന്നും പറ​യു​മ്പോൾ, അതി​ന്റെ ഒരു രേ​ഖ​പോ​ലു​മി​ല്ലാ​തെ lessee-യെ തി​ര​ഞ്ഞെ​ടു​ത്ത​ത് വി​ശ്വ​സ​നീ​യ​മായ തി​ര​ഞ്ഞെ​ടു​പ്പാ​ണോ?</w:t>
       </w:r>
     </w:p>
     <w:p>
@@ -2440,7 +2732,7 @@
     </w:p>
     <w:p>
       <w:r>
-        <w:t xml:space="preserve">D2-വിന്റെ Resolution, 21/08/2025 (Reply 16/02/2026, Annexure), cl. 1: </w:t>
+        <w:t xml:space="preserve">D2-വി​ന്റെ Resolution, 21/08/2025 (Reply 16/02/2026, Annexure), cl. 1: </w:t>
       </w:r>
       <w:r>
         <w:rPr>
@@ -2460,7 +2752,7 @@
     </w:p>
     <w:p>
       <w:r>
-        <w:t xml:space="preserve">D2-വിന്റെ Minutes Book, 24/01/2026, Page 15, item 1: </w:t>
+        <w:t xml:space="preserve">D2-വി​ന്റെ Minutes Book, 24/01/2026, Page 15, item 1: </w:t>
       </w:r>
       <w:r>
         <w:rPr>
@@ -2478,12 +2770,12 @@
         <w:t>"the following nine (9) parties were contacted ... We received expression of interest from: 1. IMPERENCE 2. SREEMOOLAVASAM… 3. LEZBLDOR"</w:t>
       </w:r>
       <w:r>
-        <w:t xml:space="preserve"> — കത്തിടപാടോ EOI-കളോ vetting രേഖയോ ഹാജരാക്കിയിട്ടില്ല.</w:t>
-      </w:r>
-    </w:p>
-    <w:p>
-      <w:r>
-        <w:t xml:space="preserve">വാദിയുടെ Rejoinder, 13/03/2026, ¶3(i): </w:t>
+        <w:t xml:space="preserve"> — കത്തി​ട​പാ​ടോ EOI-കളോ vetting രേ​ഖ​യോ ഹാ​ജ​രാ​ക്കി​യി​ട്ടി​ല്ല.</w:t>
+      </w:r>
+    </w:p>
+    <w:p>
+      <w:r>
+        <w:t xml:space="preserve">വാ​ദി​യു​ടെ Rejoinder, 13/03/2026, ¶3(i): </w:t>
       </w:r>
       <w:r>
         <w:rPr>
@@ -2492,7 +2784,7 @@
         <w:t>"...registered and started operating at the exact Trust address after its GSTIN registration on 09.12.2025."</w:t>
       </w:r>
       <w:r>
-        <w:t xml:space="preserve"> (D2-വിന്റെ Lease Deed 3237/2025, 27/10/2025 — വിഭാഗം C).</w:t>
+        <w:t xml:space="preserve"> (D2-വി​ന്റെ Lease Deed 3237/2025, 27/10/2025 — വി​ഭാ​ഗം C).</w:t>
       </w:r>
     </w:p>
     <w:p>
@@ -2505,7 +2797,7 @@
     </w:p>
     <w:p>
       <w:r>
-        <w:t>Lessee 07.08.2025-ന് incorporated ആയി; 14 ദിവസത്തിനകം “find an operator” mandate ഉണ്ടായി; 27.10.2025-ന് 81-day-old company-ക്ക് 10-year lease നൽകി. ഈ വേഗതയും selection ഒരു non-trustee-യുമായി പങ്കിട്ടതും prima facie imprudent delegation ആണ്. “9 parties approached, 3 EOIs, legal vetting” എന്ന് പറയുമ്പോൾ produced records പൂജ്യം ആയതിനാൽ, രേഖകളില്ലാത്ത selection process Court-ൽ അവതരിപ്പിച്ചത് fraud on Court ആണ്. 9 counterparties ഇന്ന് verifiable ആണെങ്കിലും delay-ൽ memories മങ്ങുകയും tenant equities കട്ടിയാകുകയും ചെയ്യുന്നത് irreparable. Production business തടയില്ല; അതിനാൽ balance full discovery/adverse inference-നാണ്.</w:t>
+        <w:t xml:space="preserve">Lessee 07.08.2025-ന് incorporated ആയി; 14 ദി​വ​സ​ത്തി​ന​കം “find an operator” mandate ഉണ്ടാ​യി; 27.10.2025-ന് 81-day-old company-ക്ക് 10-year lease നൽകി. ഈ വേ​ഗ​ത​യും selection ഒരു non-trustee-യു​മാ​യി പങ്കി​ട്ട​തും prima facie imprudent delegation ആണ്. “9 parties approached, 3 EOIs, legal vetting” എന്ന് പറ​യു​മ്പോൾ produced records പൂ​ജ്യം ആയ​തി​നാൽ, രേ​ഖ​ക​ളി​ല്ലാ​ത്ത selection process Court-ൽ അവ​ത​രി​പ്പി​ച്ച​ത് fraud on Court ആണ്. 9 counterparties ഇന്ന് verifiable ആണെ​ങ്കി​ലും delay-ൽ memories മങ്ങു​ക​യും tenant equities കട്ടി​യാ​കു​ക​യും ചെ​യ്യു​ന്ന​ത് irreparable. Production business തട​യി​ല്ല; അതി​നാൽ balance full discovery/adverse inference-നാണ്.</w:t>
       </w:r>
     </w:p>
     <w:p>
@@ -2520,7 +2812,7 @@
     </w:p>
     <w:tbl>
       <w:tblPr>
-        <w:tblW w:w="8640" w:type="dxa"/>
+        <w:tblW w:w="8306" w:type="dxa"/>
         <w:tblBorders>
           <w:top w:val="nil"/>
           <w:left w:val="nil"/>
@@ -2537,7 +2829,7 @@
       </w:tblPr>
       <w:tblGrid>
         <w:gridCol w:w="1450"/>
-        <w:gridCol w:w="7190"/>
+        <w:gridCol w:w="6856"/>
       </w:tblGrid>
       <w:tr>
         <w:trPr>
@@ -2565,7 +2857,7 @@
         </w:tc>
         <w:tc>
           <w:tcPr>
-            <w:tcW w:w="7190" w:type="dxa"/>
+            <w:tcW w:w="6856" w:type="dxa"/>
             <w:tcMar>
               <w:top w:w="0" w:type="dxa"/>
               <w:left w:w="200" w:type="dxa"/>
@@ -2576,7 +2868,7 @@
               <w:pStyle w:val="Heading1"/>
             </w:pPr>
             <w:r>
-              <w:t>3 ജീവനക്കാരോ, ഗന്ധർവരോ? അരമനേലെ കഥയല്ല അങ്ങാടിയിൽ</w:t>
+              <w:t xml:space="preserve">3 ജീ​വ​ന​ക്കാ​രോ, ഗന്ധർ​വ​രോ? അര​മ​നേ​ലെ കഥ​യ​ല്ല അങ്ങാ​ടി​യിൽ</w:t>
             </w:r>
           </w:p>
         </w:tc>
@@ -2592,7 +2884,7 @@
     </w:p>
     <w:p>
       <w:r>
-        <w:t>O.S.243/2024-ൽ Trust-ന് 3 ജീവനക്കാരുണ്ടെന്ന് പറഞ്ഞിട്ടും, അവരുടെ നിയമനം, ശമ്പളം, അധികാരപ്പെടുത്തൽ എന്നിവയ്ക്കൊന്നും രേഖയില്ലെന്നത് അസംബന്ധമല്ലേ?</w:t>
+        <w:t xml:space="preserve">O.S.243/2024-ൽ Trust-ന് 3 ജീ​വ​ന​ക്കാ​രു​ണ്ടെ​ന്ന് പറ​ഞ്ഞി​ട്ടും, അവ​രു​ടെ നി​യ​മ​നം, ശമ്പ​ളം, അധി​കാ​ര​പ്പെ​ടു​ത്തൽ എന്നി​വ​യ്ക്കൊ​ന്നും രേ​ഖ​യി​ല്ലെ​ന്ന​ത് അസം​ബ​ന്ധ​മ​ല്ലേ?</w:t>
       </w:r>
     </w:p>
     <w:p>
@@ -2646,7 +2938,7 @@
     </w:p>
     <w:p>
       <w:r>
-        <w:t xml:space="preserve">D2-വിന്റെ O.S. 243/2024 Plaint, 14/08/2024, ഖണ്ഡിക 4: </w:t>
+        <w:t xml:space="preserve">D2-വി​ന്റെ O.S. 243/2024 Plaint, 14/08/2024, ഖണ്ഡിക 4: </w:t>
       </w:r>
       <w:r>
         <w:rPr>
@@ -2657,7 +2949,7 @@
     </w:p>
     <w:p>
       <w:r>
-        <w:t xml:space="preserve">D2-വിന്റെ Affidavit, 16/02/2026, ഖണ്ഡിക 4–5: </w:t>
+        <w:t xml:space="preserve">D2-വി​ന്റെ Affidavit, 16/02/2026, ഖണ്ഡിക 4–5: </w:t>
       </w:r>
       <w:r>
         <w:rPr>
@@ -2666,7 +2958,7 @@
         <w:t>"has not received any funding, donations, income, or generated any revenue..."</w:t>
       </w:r>
       <w:r>
-        <w:t xml:space="preserve">; ഖണ്ഡിക 13 (വാദിയുടെ Rejoinder, 13/03/2026, ¶3(f)): </w:t>
+        <w:t xml:space="preserve">; ഖണ്ഡിക 13 (വാ​ദി​യു​ടെ Rejoinder, 13/03/2026, ¶3(f)): </w:t>
       </w:r>
       <w:r>
         <w:rPr>
@@ -2684,7 +2976,7 @@
         <w:t>"no part of it is false, and nothing material has been concealed."</w:t>
       </w:r>
       <w:r>
-        <w:t xml:space="preserve"> — O.S. 243/2024-ലെ സ്വന്തം employee-വാദത്തിനു നേർവിപരീതം.</w:t>
+        <w:t xml:space="preserve"> — O.S. 243/2024-ലെ സ്വ​ന്തം employee-വാ​ദ​ത്തി​നു നേർ​വി​പ​രീ​തം.</w:t>
       </w:r>
     </w:p>
     <w:p>
@@ -2708,18 +3000,18 @@
     </w:p>
     <w:p>
       <w:r>
-        <w:t>O.S. 243/2024-ൽ “3 Trust employees” ഉണ്ടെന്ന് പറയുന്നു; എന്നാൽ income പൂജ്യം, personnel resolutions പൂജ്യം, D5-ന്റെ independent oath പ്രകാരം അയാൾ contractor supervisor മാത്രവും Trust-ുമായി connection പൂജ്യവുമാണ്. ഈ 3 versions ഒരുമിച്ച് സത്യമാകാനാവാത്തതിനാൽ employee premise prima facie തകരുകയും Court-ന് വിരുദ്ധ versions നൽകിയ fraud on Court തെളിയിക്കുകയും ചെയ്യുന്നു. എന്നിട്ടും അതേ premise-ൽ FIR 574/2024 തുടരുകയും liberty ഒരു interim stay-ൽ മാത്രം നിൽക്കുകയും ചെയ്യുന്നത് irreparable injury ആണ്. Records യഥാർത്ഥമെങ്കിൽ D2-വിനെ രക്ഷിക്കും; production cost പൂജ്യം. അതിനാൽ balance discovery/adverse inference-നാണ്.</w:t>
+        <w:t xml:space="preserve">O.S. 243/2024-ൽ “3 Trust employees” ഉണ്ടെ​ന്ന് പറ​യു​ന്നു; എന്നാൽ income പൂ​ജ്യം, personnel resolutions പൂ​ജ്യം, D5-ന്റെ independent oath പ്ര​കാ​രം അയാൾ contractor supervisor മാ​ത്ര​വും Trust-ഉമാ​യി connection പൂ​ജ്യ​വു​മാ​ണ്. ഈ 3 versions ഒരു​മി​ച്ച് സത്യ​മാ​കാ​നാ​വാ​ത്ത​തി​നാൽ employee premise prima facie തക​രു​ക​യും Court-ന് വി​രു​ദ്ധ versions നൽ​കിയ fraud on Court തെ​ളി​യി​ക്കു​ക​യും ചെ​യ്യു​ന്നു. എന്നി​ട്ടും അതേ premise-ൽ FIR 574/2024 തു​ട​രു​ക​യും liberty ഒരു interim stay-ൽ മാ​ത്രം നിൽ​ക്കു​ക​യും ചെ​യ്യു​ന്ന​ത് irreparable injury ആണ്. Records യഥാർ​ത്ഥ​മെ​ങ്കിൽ D2-വിനെ രക്ഷി​ക്കും; production cost പൂ​ജ്യം. അതി​നാൽ balance discovery/adverse inference-നാണ്.</w:t>
       </w:r>
     </w:p>
     <w:sectPr>
       <w:footerReference w:type="even" r:id="rId6"/>
       <w:footerReference w:type="default" r:id="rId7"/>
       <w:footerReference w:type="first" r:id="rId8"/>
-      <w:pgSz w:w="12240" w:h="20160"/>
-      <w:pgMar w:top="1440" w:right="1440" w:bottom="1440" w:left="1440" w:header="0" w:footer="720" w:gutter="0"/>
+      <w:pgSz w:w="11906" w:h="16838"/>
+      <w:pgMar w:top="1440" w:right="1440" w:bottom="1440" w:left="2160" w:header="0" w:footer="720" w:gutter="0"/>
       <w:pgNumType w:fmt="numberInDash"/>
       <w:cols w:space="720"/>
-      <w:docGrid w:linePitch="381"/>
+      <w:docGrid w:linePitch="360"/>
     </w:sectPr>
   </w:body>
 </w:document>
@@ -2766,6 +3058,9 @@
           <w:fldChar w:fldCharType="separate"/>
         </w:r>
         <w:r>
+          <w:rPr>
+            <w:rFonts w:eastAsia="Cambria" w:hAnsi="Cambria" w:cs="Cambria"/>
+          </w:rPr>
           <w:t>0</w:t>
         </w:r>
         <w:r>
@@ -2800,6 +3095,9 @@
           <w:fldChar w:fldCharType="separate"/>
         </w:r>
         <w:r>
+          <w:rPr>
+            <w:rFonts w:eastAsia="Cambria" w:hAnsi="Cambria" w:cs="Cambria"/>
+          </w:rPr>
           <w:t>2</w:t>
         </w:r>
         <w:r>
@@ -2834,6 +3132,9 @@
           <w:fldChar w:fldCharType="separate"/>
         </w:r>
         <w:r>
+          <w:rPr>
+            <w:rFonts w:eastAsia="Cambria" w:hAnsi="Cambria" w:cs="Cambria"/>
+          </w:rPr>
           <w:t>2</w:t>
         </w:r>
         <w:r>
@@ -2870,54 +3171,321 @@
   <w:docDefaults>
     <w:rPrDefault>
       <w:rPr>
-        <w:rFonts w:ascii="Malini" w:hAnsi="Malini" w:eastAsia="Malini" w:cs="Malini"/>
-        <w:lang w:val="en-US" w:eastAsia="ml-IN" w:bidi="ml-IN"/>
+        <w:rFonts w:ascii="Cambria" w:eastAsia="Malini" w:hAnsi="Cambria" w:cs="Malini"/>
+        <w:sz w:val="28"/>
+        <w:szCs w:val="28"/>
+        <w:lang w:val="en-US" w:eastAsia="en-US" w:bidi="en-US"/>
       </w:rPr>
     </w:rPrDefault>
     <w:pPrDefault/>
   </w:docDefaults>
-  <w:latentStyles w:defLockedState="1" w:defUIPriority="99" w:defSemiHidden="1" w:defUnhideWhenUsed="0" w:defQFormat="0" w:count="376">
-    <w:lsdException w:name="Normal" w:locked="0" w:semiHidden="0" w:unhideWhenUsed="0" w:qFormat="1" w:uiPriority="4"/>
-    <w:lsdException w:name="Heading 1" w:locked="0" w:semiHidden="0" w:unhideWhenUsed="0" w:qFormat="1" w:uiPriority="2"/>
-    <w:lsdException w:name="Heading 4" w:locked="0" w:semiHidden="0" w:unhideWhenUsed="0" w:qFormat="1" w:uiPriority="3"/>
+  <w:latentStyles w:defLockedState="1" w:defUIPriority="99" w:defSemiHidden="0" w:defUnhideWhenUsed="0" w:defQFormat="0" w:count="376">
+    <w:lsdException w:name="Normal" w:locked="0" w:uiPriority="4" w:qFormat="1"/>
+    <w:lsdException w:name="heading 1" w:locked="0" w:uiPriority="2" w:qFormat="1"/>
+    <w:lsdException w:name="heading 2" w:semiHidden="1"/>
+    <w:lsdException w:name="heading 3" w:semiHidden="1"/>
+    <w:lsdException w:name="heading 4" w:locked="0" w:uiPriority="3" w:qFormat="1"/>
+    <w:lsdException w:name="heading 5" w:semiHidden="1"/>
+    <w:lsdException w:name="heading 6" w:semiHidden="1"/>
+    <w:lsdException w:name="heading 7" w:semiHidden="1"/>
+    <w:lsdException w:name="heading 8" w:semiHidden="1"/>
+    <w:lsdException w:name="heading 9" w:semiHidden="1"/>
+    <w:lsdException w:name="index 1" w:semiHidden="1"/>
+    <w:lsdException w:name="index 2" w:semiHidden="1"/>
+    <w:lsdException w:name="index 3" w:semiHidden="1"/>
+    <w:lsdException w:name="index 4" w:semiHidden="1"/>
+    <w:lsdException w:name="index 5" w:semiHidden="1"/>
+    <w:lsdException w:name="index 6" w:semiHidden="1"/>
+    <w:lsdException w:name="index 7" w:semiHidden="1"/>
+    <w:lsdException w:name="index 8" w:semiHidden="1"/>
+    <w:lsdException w:name="index 9" w:semiHidden="1"/>
+    <w:lsdException w:name="toc 1" w:semiHidden="1"/>
+    <w:lsdException w:name="toc 2" w:semiHidden="1"/>
+    <w:lsdException w:name="toc 3" w:semiHidden="1"/>
+    <w:lsdException w:name="toc 4" w:semiHidden="1"/>
+    <w:lsdException w:name="toc 5" w:semiHidden="1"/>
+    <w:lsdException w:name="toc 6" w:semiHidden="1"/>
+    <w:lsdException w:name="toc 7" w:semiHidden="1"/>
+    <w:lsdException w:name="toc 8" w:semiHidden="1"/>
+    <w:lsdException w:name="toc 9" w:semiHidden="1"/>
+    <w:lsdException w:name="Normal Indent" w:semiHidden="1"/>
+    <w:lsdException w:name="footnote text" w:semiHidden="1"/>
+    <w:lsdException w:name="annotation text" w:semiHidden="1"/>
+    <w:lsdException w:name="header" w:semiHidden="1"/>
+    <w:lsdException w:name="footer" w:semiHidden="1"/>
+    <w:lsdException w:name="index heading" w:semiHidden="1"/>
+    <w:lsdException w:name="caption" w:semiHidden="1"/>
+    <w:lsdException w:name="table of figures" w:semiHidden="1"/>
+    <w:lsdException w:name="envelope address" w:semiHidden="1"/>
+    <w:lsdException w:name="envelope return" w:semiHidden="1"/>
+    <w:lsdException w:name="footnote reference" w:semiHidden="1"/>
+    <w:lsdException w:name="annotation reference" w:semiHidden="1"/>
+    <w:lsdException w:name="line number" w:semiHidden="1"/>
+    <w:lsdException w:name="page number" w:semiHidden="1"/>
+    <w:lsdException w:name="endnote reference" w:semiHidden="1"/>
+    <w:lsdException w:name="endnote text" w:semiHidden="1"/>
+    <w:lsdException w:name="table of authorities" w:semiHidden="1"/>
+    <w:lsdException w:name="macro" w:semiHidden="1"/>
+    <w:lsdException w:name="toa heading" w:semiHidden="1"/>
+    <w:lsdException w:name="List" w:semiHidden="1"/>
+    <w:lsdException w:name="List Bullet" w:semiHidden="1"/>
+    <w:lsdException w:name="List Number" w:semiHidden="1"/>
+    <w:lsdException w:name="List 2" w:semiHidden="1"/>
+    <w:lsdException w:name="List 3" w:semiHidden="1"/>
+    <w:lsdException w:name="List 4" w:semiHidden="1"/>
+    <w:lsdException w:name="List 5" w:semiHidden="1"/>
+    <w:lsdException w:name="List Bullet 2" w:semiHidden="1"/>
+    <w:lsdException w:name="List Bullet 3" w:semiHidden="1"/>
+    <w:lsdException w:name="List Bullet 4" w:semiHidden="1"/>
+    <w:lsdException w:name="List Bullet 5" w:semiHidden="1"/>
+    <w:lsdException w:name="List Number 2" w:semiHidden="1"/>
+    <w:lsdException w:name="List Number 3" w:semiHidden="1"/>
+    <w:lsdException w:name="List Number 4" w:semiHidden="1"/>
+    <w:lsdException w:name="List Number 5" w:semiHidden="1"/>
+    <w:lsdException w:name="Title" w:semiHidden="1"/>
+    <w:lsdException w:name="Closing" w:semiHidden="1"/>
+    <w:lsdException w:name="Signature" w:semiHidden="1"/>
+    <w:lsdException w:name="Default Paragraph Font" w:semiHidden="1"/>
+    <w:lsdException w:name="Body Text" w:semiHidden="1"/>
+    <w:lsdException w:name="Body Text Indent" w:semiHidden="1"/>
+    <w:lsdException w:name="List Continue" w:semiHidden="1"/>
+    <w:lsdException w:name="List Continue 2" w:semiHidden="1"/>
+    <w:lsdException w:name="List Continue 3" w:semiHidden="1"/>
+    <w:lsdException w:name="List Continue 4" w:semiHidden="1"/>
+    <w:lsdException w:name="List Continue 5" w:semiHidden="1"/>
+    <w:lsdException w:name="Message Header" w:semiHidden="1"/>
+    <w:lsdException w:name="Subtitle" w:semiHidden="1"/>
+    <w:lsdException w:name="Salutation" w:semiHidden="1"/>
+    <w:lsdException w:name="Date" w:semiHidden="1"/>
+    <w:lsdException w:name="Body Text First Indent" w:semiHidden="1"/>
+    <w:lsdException w:name="Body Text First Indent 2" w:semiHidden="1"/>
+    <w:lsdException w:name="Note Heading" w:semiHidden="1"/>
+    <w:lsdException w:name="Body Text 2" w:semiHidden="1"/>
+    <w:lsdException w:name="Body Text 3" w:semiHidden="1"/>
+    <w:lsdException w:name="Body Text Indent 2" w:semiHidden="1"/>
+    <w:lsdException w:name="Body Text Indent 3" w:semiHidden="1"/>
+    <w:lsdException w:name="Block Text" w:semiHidden="1"/>
+    <w:lsdException w:name="Hyperlink" w:semiHidden="1"/>
+    <w:lsdException w:name="FollowedHyperlink" w:semiHidden="1"/>
+    <w:lsdException w:name="Strong" w:semiHidden="1"/>
+    <w:lsdException w:name="Emphasis" w:semiHidden="1"/>
+    <w:lsdException w:name="Document Map" w:semiHidden="1"/>
+    <w:lsdException w:name="Plain Text" w:semiHidden="1"/>
+    <w:lsdException w:name="E-mail Signature" w:semiHidden="1"/>
+    <w:lsdException w:name="HTML Top of Form" w:semiHidden="1"/>
+    <w:lsdException w:name="HTML Bottom of Form" w:semiHidden="1"/>
+    <w:lsdException w:name="Normal (Web)" w:semiHidden="1"/>
+    <w:lsdException w:name="HTML Acronym" w:semiHidden="1"/>
+    <w:lsdException w:name="HTML Address" w:semiHidden="1"/>
+    <w:lsdException w:name="HTML Cite" w:semiHidden="1"/>
+    <w:lsdException w:name="HTML Code" w:semiHidden="1"/>
+    <w:lsdException w:name="HTML Definition" w:semiHidden="1"/>
+    <w:lsdException w:name="HTML Keyboard" w:semiHidden="1"/>
+    <w:lsdException w:name="HTML Preformatted" w:semiHidden="1"/>
+    <w:lsdException w:name="HTML Sample" w:semiHidden="1"/>
+    <w:lsdException w:name="HTML Typewriter" w:semiHidden="1"/>
+    <w:lsdException w:name="HTML Variable" w:semiHidden="1"/>
+    <w:lsdException w:name="Normal Table" w:semiHidden="1" w:unhideWhenUsed="1"/>
+    <w:lsdException w:name="annotation subject" w:semiHidden="1"/>
+    <w:lsdException w:name="No List" w:semiHidden="1"/>
+    <w:lsdException w:name="Outline List 1" w:semiHidden="1"/>
+    <w:lsdException w:name="Outline List 2" w:semiHidden="1"/>
+    <w:lsdException w:name="Outline List 3" w:semiHidden="1"/>
+    <w:lsdException w:name="Table Simple 1" w:semiHidden="1" w:unhideWhenUsed="1"/>
+    <w:lsdException w:name="Table Simple 2" w:semiHidden="1" w:unhideWhenUsed="1"/>
+    <w:lsdException w:name="Table Simple 3" w:semiHidden="1" w:unhideWhenUsed="1"/>
+    <w:lsdException w:name="Table Classic 1" w:semiHidden="1" w:unhideWhenUsed="1"/>
+    <w:lsdException w:name="Table Classic 2" w:semiHidden="1" w:unhideWhenUsed="1"/>
+    <w:lsdException w:name="Table Classic 3" w:semiHidden="1" w:unhideWhenUsed="1"/>
+    <w:lsdException w:name="Table Classic 4" w:semiHidden="1" w:unhideWhenUsed="1"/>
+    <w:lsdException w:name="Table Colorful 1" w:semiHidden="1" w:unhideWhenUsed="1"/>
+    <w:lsdException w:name="Table Colorful 2" w:semiHidden="1" w:unhideWhenUsed="1"/>
+    <w:lsdException w:name="Table Colorful 3" w:semiHidden="1" w:unhideWhenUsed="1"/>
+    <w:lsdException w:name="Table Columns 1" w:semiHidden="1" w:unhideWhenUsed="1"/>
+    <w:lsdException w:name="Table Columns 2" w:semiHidden="1" w:unhideWhenUsed="1"/>
+    <w:lsdException w:name="Table Columns 3" w:semiHidden="1" w:unhideWhenUsed="1"/>
+    <w:lsdException w:name="Table Columns 4" w:semiHidden="1" w:unhideWhenUsed="1"/>
+    <w:lsdException w:name="Table Columns 5" w:semiHidden="1" w:unhideWhenUsed="1"/>
+    <w:lsdException w:name="Table Grid 1" w:semiHidden="1" w:unhideWhenUsed="1"/>
+    <w:lsdException w:name="Table Grid 2" w:semiHidden="1" w:unhideWhenUsed="1"/>
+    <w:lsdException w:name="Table Grid 3" w:semiHidden="1" w:unhideWhenUsed="1"/>
+    <w:lsdException w:name="Table Grid 4" w:semiHidden="1" w:unhideWhenUsed="1"/>
+    <w:lsdException w:name="Table Grid 5" w:semiHidden="1" w:unhideWhenUsed="1"/>
+    <w:lsdException w:name="Table Grid 6" w:semiHidden="1" w:unhideWhenUsed="1"/>
+    <w:lsdException w:name="Table Grid 7" w:semiHidden="1" w:unhideWhenUsed="1"/>
+    <w:lsdException w:name="Table Grid 8" w:semiHidden="1" w:unhideWhenUsed="1"/>
+    <w:lsdException w:name="Table List 1" w:semiHidden="1" w:unhideWhenUsed="1"/>
+    <w:lsdException w:name="Table List 2" w:semiHidden="1" w:unhideWhenUsed="1"/>
+    <w:lsdException w:name="Table List 3" w:semiHidden="1" w:unhideWhenUsed="1"/>
+    <w:lsdException w:name="Table List 4" w:semiHidden="1" w:unhideWhenUsed="1"/>
+    <w:lsdException w:name="Table List 5" w:semiHidden="1" w:unhideWhenUsed="1"/>
+    <w:lsdException w:name="Table List 6" w:semiHidden="1" w:unhideWhenUsed="1"/>
+    <w:lsdException w:name="Table List 7" w:semiHidden="1" w:unhideWhenUsed="1"/>
+    <w:lsdException w:name="Table List 8" w:semiHidden="1" w:unhideWhenUsed="1"/>
+    <w:lsdException w:name="Table 3D effects 1" w:semiHidden="1" w:unhideWhenUsed="1"/>
+    <w:lsdException w:name="Table 3D effects 2" w:semiHidden="1" w:unhideWhenUsed="1"/>
+    <w:lsdException w:name="Table 3D effects 3" w:semiHidden="1" w:unhideWhenUsed="1"/>
+    <w:lsdException w:name="Table Contemporary" w:semiHidden="1" w:unhideWhenUsed="1"/>
+    <w:lsdException w:name="Table Elegant" w:semiHidden="1" w:unhideWhenUsed="1"/>
+    <w:lsdException w:name="Table Professional" w:semiHidden="1" w:unhideWhenUsed="1"/>
+    <w:lsdException w:name="Table Subtle 1" w:semiHidden="1" w:unhideWhenUsed="1"/>
+    <w:lsdException w:name="Table Subtle 2" w:semiHidden="1" w:unhideWhenUsed="1"/>
+    <w:lsdException w:name="Table Web 1" w:semiHidden="1" w:unhideWhenUsed="1"/>
+    <w:lsdException w:name="Table Web 2" w:semiHidden="1" w:unhideWhenUsed="1"/>
+    <w:lsdException w:name="Table Web 3" w:semiHidden="1" w:unhideWhenUsed="1"/>
+    <w:lsdException w:name="Balloon Text" w:semiHidden="1"/>
+    <w:lsdException w:name="Table Theme" w:semiHidden="1" w:unhideWhenUsed="1"/>
+    <w:lsdException w:name="Placeholder Text" w:semiHidden="1"/>
+    <w:lsdException w:name="No Spacing" w:semiHidden="1"/>
+    <w:lsdException w:name="Light Shading"/>
+    <w:lsdException w:name="Light List"/>
+    <w:lsdException w:name="Light Grid"/>
+    <w:lsdException w:name="Medium Shading 1"/>
+    <w:lsdException w:name="Medium Shading 2"/>
+    <w:lsdException w:name="Medium List 1"/>
+    <w:lsdException w:name="Medium List 2"/>
+    <w:lsdException w:name="Medium Grid 1"/>
+    <w:lsdException w:name="Medium Grid 2"/>
+    <w:lsdException w:name="Medium Grid 3"/>
+    <w:lsdException w:name="Dark List"/>
+    <w:lsdException w:name="Colorful Shading"/>
+    <w:lsdException w:name="Colorful List"/>
+    <w:lsdException w:name="Colorful Grid"/>
+    <w:lsdException w:name="Light Shading Accent 1"/>
+    <w:lsdException w:name="Light List Accent 1"/>
+    <w:lsdException w:name="Light Grid Accent 1"/>
+    <w:lsdException w:name="Medium Shading 1 Accent 1"/>
+    <w:lsdException w:name="Medium Shading 2 Accent 1"/>
+    <w:lsdException w:name="Medium List 1 Accent 1"/>
+    <w:lsdException w:name="Revision" w:semiHidden="1"/>
+    <w:lsdException w:name="List Paragraph" w:semiHidden="1"/>
+    <w:lsdException w:name="Quote" w:semiHidden="1"/>
+    <w:lsdException w:name="Intense Quote" w:semiHidden="1"/>
+    <w:lsdException w:name="Medium List 2 Accent 1"/>
+    <w:lsdException w:name="Medium Grid 1 Accent 1"/>
+    <w:lsdException w:name="Medium Grid 2 Accent 1"/>
+    <w:lsdException w:name="Medium Grid 3 Accent 1"/>
+    <w:lsdException w:name="Dark List Accent 1"/>
+    <w:lsdException w:name="Colorful Shading Accent 1"/>
+    <w:lsdException w:name="Colorful List Accent 1"/>
+    <w:lsdException w:name="Colorful Grid Accent 1"/>
+    <w:lsdException w:name="Light Shading Accent 2"/>
+    <w:lsdException w:name="Light List Accent 2"/>
+    <w:lsdException w:name="Light Grid Accent 2"/>
+    <w:lsdException w:name="Medium Shading 1 Accent 2"/>
+    <w:lsdException w:name="Medium Shading 2 Accent 2"/>
+    <w:lsdException w:name="Medium List 1 Accent 2"/>
+    <w:lsdException w:name="Medium List 2 Accent 2"/>
+    <w:lsdException w:name="Medium Grid 1 Accent 2"/>
+    <w:lsdException w:name="Medium Grid 2 Accent 2"/>
+    <w:lsdException w:name="Medium Grid 3 Accent 2"/>
+    <w:lsdException w:name="Dark List Accent 2"/>
+    <w:lsdException w:name="Colorful Shading Accent 2"/>
+    <w:lsdException w:name="Colorful List Accent 2"/>
+    <w:lsdException w:name="Colorful Grid Accent 2"/>
+    <w:lsdException w:name="Light Shading Accent 3"/>
+    <w:lsdException w:name="Light List Accent 3"/>
+    <w:lsdException w:name="Light Grid Accent 3"/>
+    <w:lsdException w:name="Medium Shading 1 Accent 3"/>
+    <w:lsdException w:name="Medium Shading 2 Accent 3"/>
+    <w:lsdException w:name="Medium List 1 Accent 3"/>
+    <w:lsdException w:name="Medium List 2 Accent 3"/>
+    <w:lsdException w:name="Medium Grid 1 Accent 3"/>
+    <w:lsdException w:name="Medium Grid 2 Accent 3"/>
+    <w:lsdException w:name="Medium Grid 3 Accent 3"/>
+    <w:lsdException w:name="Dark List Accent 3"/>
+    <w:lsdException w:name="Colorful Shading Accent 3"/>
+    <w:lsdException w:name="Colorful List Accent 3"/>
+    <w:lsdException w:name="Colorful Grid Accent 3"/>
+    <w:lsdException w:name="Light Shading Accent 4"/>
+    <w:lsdException w:name="Light List Accent 4"/>
+    <w:lsdException w:name="Light Grid Accent 4"/>
+    <w:lsdException w:name="Medium Shading 1 Accent 4"/>
+    <w:lsdException w:name="Medium Shading 2 Accent 4"/>
+    <w:lsdException w:name="Medium List 1 Accent 4"/>
+    <w:lsdException w:name="Medium List 2 Accent 4"/>
+    <w:lsdException w:name="Medium Grid 1 Accent 4"/>
+    <w:lsdException w:name="Medium Grid 2 Accent 4"/>
+    <w:lsdException w:name="Medium Grid 3 Accent 4"/>
+    <w:lsdException w:name="Dark List Accent 4"/>
+    <w:lsdException w:name="Colorful Shading Accent 4"/>
+    <w:lsdException w:name="Colorful List Accent 4"/>
+    <w:lsdException w:name="Colorful Grid Accent 4"/>
+    <w:lsdException w:name="Light Shading Accent 5"/>
+    <w:lsdException w:name="Light List Accent 5"/>
+    <w:lsdException w:name="Light Grid Accent 5"/>
+    <w:lsdException w:name="Medium Shading 1 Accent 5"/>
+    <w:lsdException w:name="Medium Shading 2 Accent 5"/>
+    <w:lsdException w:name="Medium List 1 Accent 5"/>
+    <w:lsdException w:name="Medium List 2 Accent 5"/>
+    <w:lsdException w:name="Medium Grid 1 Accent 5"/>
+    <w:lsdException w:name="Medium Grid 2 Accent 5"/>
+    <w:lsdException w:name="Medium Grid 3 Accent 5"/>
+    <w:lsdException w:name="Dark List Accent 5"/>
+    <w:lsdException w:name="Colorful Shading Accent 5"/>
+    <w:lsdException w:name="Colorful List Accent 5"/>
+    <w:lsdException w:name="Colorful Grid Accent 5"/>
+    <w:lsdException w:name="Light Shading Accent 6"/>
+    <w:lsdException w:name="Light List Accent 6"/>
+    <w:lsdException w:name="Light Grid Accent 6"/>
+    <w:lsdException w:name="Medium Shading 1 Accent 6"/>
+    <w:lsdException w:name="Medium Shading 2 Accent 6"/>
+    <w:lsdException w:name="Medium List 1 Accent 6"/>
+    <w:lsdException w:name="Medium List 2 Accent 6"/>
+    <w:lsdException w:name="Medium Grid 1 Accent 6"/>
+    <w:lsdException w:name="Medium Grid 2 Accent 6"/>
+    <w:lsdException w:name="Medium Grid 3 Accent 6"/>
+    <w:lsdException w:name="Dark List Accent 6"/>
+    <w:lsdException w:name="Colorful Shading Accent 6"/>
+    <w:lsdException w:name="Colorful List Accent 6"/>
+    <w:lsdException w:name="Colorful Grid Accent 6"/>
+    <w:lsdException w:name="Subtle Emphasis" w:semiHidden="1"/>
+    <w:lsdException w:name="Intense Emphasis" w:semiHidden="1"/>
+    <w:lsdException w:name="Subtle Reference" w:semiHidden="1"/>
+    <w:lsdException w:name="Intense Reference" w:semiHidden="1"/>
+    <w:lsdException w:name="Book Title" w:semiHidden="1"/>
+    <w:lsdException w:name="Bibliography" w:semiHidden="1"/>
+    <w:lsdException w:name="TOC Heading" w:semiHidden="1"/>
+    <w:lsdException w:name="Mention" w:semiHidden="1"/>
+    <w:lsdException w:name="Smart Hyperlink" w:semiHidden="1"/>
+    <w:lsdException w:name="Hashtag" w:semiHidden="1"/>
+    <w:lsdException w:name="Unresolved Mention" w:semiHidden="1"/>
+    <w:lsdException w:name="Smart Link" w:semiHidden="1"/>
   </w:latentStyles>
-  <w:style w:type="paragraph" w:styleId="LargeLetter" w:customStyle="1">
-    <w:name w:val="Large Letter"/>
-    <w:basedOn w:val="Normal"/>
-    <w:next w:val="Normal"/>
-    <w:uiPriority w:val="1"/>
+  <w:style w:type="paragraph" w:default="1" w:styleId="Normal">
+    <w:name w:val="Normal"/>
+    <w:uiPriority w:val="4"/>
     <w:qFormat/>
+    <w:rsid w:val="009F40EF"/>
     <w:pPr>
-      <w:spacing w:before="0" w:after="0" w:line="1600" w:lineRule="exact"/>
-      <w:jc w:val="center"/>
+      <w:snapToGrid w:val="0"/>
+      <w:spacing w:after="200"/>
+      <w:jc w:val="both"/>
     </w:pPr>
     <w:rPr>
-      <w:rFonts w:ascii="HELVETICA NEUE CONDENSED" w:hAnsi="HELVETICA NEUE CONDENSED" w:eastAsia="HELVETICA NEUE CONDENSED" w:cs="HELVETICA NEUE CONDENSED"/>
-      <w:b/>
-      <w:bCs/>
-      <w:sz w:val="144"/>
-      <w:szCs w:val="144"/>
-      <w:position w:val="22"/>
+      <w:rFonts w:hAnsi="Malini"/>
+      <w:spacing w:val="-10"/>
+      <w:lang w:val="ml-IN" w:eastAsia="ml-IN" w:bidi="ml-IN"/>
     </w:rPr>
   </w:style>
   <w:style w:type="paragraph" w:styleId="Heading1">
-    <w:name w:val="Heading 1"/>
+    <w:name w:val="heading 1"/>
     <w:basedOn w:val="Normal"/>
     <w:next w:val="Normal"/>
     <w:uiPriority w:val="2"/>
     <w:qFormat/>
+    <w:rsid w:val="00625EE9"/>
     <w:pPr>
-      <w:spacing w:before="0" w:after="0"/>
-      <w:jc w:val="left"/>
+      <w:spacing w:after="0" w:line="216" w:lineRule="auto"/>
       <w:outlineLvl w:val="0"/>
     </w:pPr>
     <w:rPr>
-      <w:rFonts w:ascii="Malini" w:hAnsi="Malini" w:eastAsia="Malini" w:cs="Malini"/>
       <w:b/>
       <w:bCs/>
-      <w:sz w:val="36"/>
-      <w:szCs w:val="36"/>
-      <w14:textOutline w14:w="9525" w14:cap="rnd" w14:cmpd="sng" w14:algn="ctr">
+      <w:spacing w:val="-4"/>
+      <w:sz w:val="40"/>
+      <w:szCs w:val="40"/>
+      <w14:textOutline w14:w="3175" w14:cap="rnd" w14:cmpd="sng" w14:algn="ctr">
         <w14:solidFill>
           <w14:schemeClr w14:val="tx1"/>
         </w14:solidFill>
@@ -2927,12 +3495,14 @@
     </w:rPr>
   </w:style>
   <w:style w:type="paragraph" w:styleId="Heading4">
-    <w:name w:val="Heading 4"/>
+    <w:name w:val="heading 4"/>
     <w:basedOn w:val="Normal"/>
     <w:next w:val="Normal"/>
     <w:uiPriority w:val="3"/>
     <w:qFormat/>
     <w:pPr>
+      <w:keepNext/>
+      <w:keepLines/>
       <w:pBdr>
         <w:bottom w:val="single" w:sz="6" w:space="2" w:color="000000"/>
       </w:pBdr>
@@ -2941,7 +3511,7 @@
       <w:outlineLvl w:val="3"/>
     </w:pPr>
     <w:rPr>
-      <w:rFonts w:ascii="HELVETICA NEUE CONDENSED" w:hAnsi="HELVETICA NEUE CONDENSED" w:eastAsia="HELVETICA NEUE CONDENSED" w:cs="HELVETICA NEUE CONDENSED"/>
+      <w:rFonts w:ascii="HELVETICA NEUE CONDENSED" w:eastAsia="HELVETICA NEUE CONDENSED" w:hAnsi="HELVETICA NEUE CONDENSED" w:cs="HELVETICA NEUE CONDENSED"/>
       <w:b/>
       <w:bCs/>
       <w:caps/>
@@ -2949,31 +3519,68 @@
       <w:szCs w:val="40"/>
     </w:rPr>
   </w:style>
-  <w:style w:type="paragraph" w:styleId="Normal" w:default="1">
-    <w:name w:val="Normal"/>
-    <w:uiPriority w:val="4"/>
+  <w:style w:type="character" w:default="1" w:styleId="DefaultParagraphFont">
+    <w:name w:val="Default Paragraph Font"/>
+    <w:uiPriority w:val="1"/>
+    <w:semiHidden/>
+    <w:unhideWhenUsed/>
+    <w:rPr>
+      <w:rFonts w:ascii="Cambria" w:hAnsi="Malini" w:cs="Malini"/>
+      <w:sz w:val="28"/>
+    </w:rPr>
+  </w:style>
+  <w:style w:type="table" w:default="1" w:styleId="TableNormal">
+    <w:name w:val="Normal Table"/>
+    <w:uiPriority w:val="99"/>
+    <w:semiHidden/>
+    <w:unhideWhenUsed/>
+    <w:tblPr>
+      <w:tblInd w:w="0" w:type="dxa"/>
+      <w:tblCellMar>
+        <w:top w:w="0" w:type="dxa"/>
+        <w:left w:w="108" w:type="dxa"/>
+        <w:bottom w:w="0" w:type="dxa"/>
+        <w:right w:w="108" w:type="dxa"/>
+      </w:tblCellMar>
+    </w:tblPr>
+  </w:style>
+  <w:style w:type="numbering" w:default="1" w:styleId="NoList">
+    <w:name w:val="No List"/>
+    <w:uiPriority w:val="99"/>
+    <w:semiHidden/>
+    <w:unhideWhenUsed/>
+  </w:style>
+  <w:style w:type="paragraph" w:customStyle="1" w:styleId="LargeLetter">
+    <w:name w:val="Large Letter"/>
+    <w:basedOn w:val="Normal"/>
+    <w:next w:val="Normal"/>
+    <w:uiPriority w:val="1"/>
     <w:qFormat/>
     <w:pPr>
-      <w:snapToGrid w:val="0"/>
-      <w:spacing w:after="200" w:line="240" w:lineRule="auto"/>
-      <w:jc w:val="both"/>
+      <w:spacing w:after="0" w:line="1600" w:lineRule="exact"/>
+      <w:jc w:val="center"/>
     </w:pPr>
     <w:rPr>
-      <w:rFonts w:ascii="Malini" w:hAnsi="Malini" w:eastAsia="Malini" w:cs="Malini"/>
-      <w:spacing w:val="-20"/>
-      <w:sz w:val="28"/>
-      <w:szCs w:val="28"/>
+      <w:rFonts w:ascii="HELVETICA NEUE CONDENSED" w:eastAsia="HELVETICA NEUE CONDENSED" w:hAnsi="HELVETICA NEUE CONDENSED" w:cs="HELVETICA NEUE CONDENSED"/>
+      <w:b/>
+      <w:bCs/>
+      <w:position w:val="-19"/>
+      <w:sz w:val="200"/>
+      <w:szCs w:val="200"/>
     </w:rPr>
   </w:style>
-  <w:style w:type="character" w:styleId="Citation" w:customStyle="1">
+  <w:style w:type="character" w:customStyle="1" w:styleId="Citation">
     <w:name w:val="Citation"/>
     <w:uiPriority w:val="5"/>
     <w:qFormat/>
     <w:rPr>
-      <w:rFonts w:ascii="Malini Condensed" w:hAnsi="Malini Condensed" w:eastAsia="Malini Condensed" w:cs="Malini Condensed"/>
+      <w:rFonts w:ascii="Cambria" w:eastAsia="Malini" w:hAnsi="Cambria" w:cs="Malini"/>
       <w:i/>
       <w:iCs/>
       <w:color w:val="404040" w:themeColor="text1" w:themeTint="BF"/>
+      <w:sz w:val="28"/>
+      <w:szCs w:val="28"/>
+      <w:lang w:val="en-US" w:eastAsia="en-US" w:bidi="en-US"/>
     </w:rPr>
   </w:style>
 </w:styles>
@@ -3022,12 +3629,12 @@
     </a:clrScheme>
     <a:fontScheme name="Office">
       <a:majorFont>
-        <a:latin typeface="Malini"/>
+        <a:latin typeface="Cambria"/>
         <a:ea typeface="Malini"/>
         <a:cs typeface="Malini"/>
       </a:majorFont>
       <a:minorFont>
-        <a:latin typeface="Malini"/>
+        <a:latin typeface="Cambria"/>
         <a:ea typeface="Malini"/>
         <a:cs typeface="Malini"/>
       </a:minorFont>
